--- a/00-首页/题组Word/习题书/第三篇-有机化学/10-有机合成设计-学生版-打印版.docx
+++ b/00-首页/题组Word/习题书/第三篇-有机化学/10-有机合成设计-学生版-打印版.docx
@@ -13269,7 +13269,7 @@
         <w:color w:val="000000"/>
         <w:sz w:val="18"/>
       </w:rPr>
-      <w:t>第三篇 有机化学 · 第10章 有机合成设计</w:t>
+      <w:t>第三篇 有机化学 · 第10章 有机合成设计-学生版</w:t>
     </w:r>
   </w:p>
 </w:hdr>

--- a/00-首页/题组Word/习题书/第三篇-有机化学/10-有机合成设计-学生版-打印版.docx
+++ b/00-首页/题组Word/习题书/第三篇-有机化学/10-有机合成设计-学生版-打印版.docx
@@ -2,7 +2,7 @@
 <file path=word/document.xml><?xml version="1.0" encoding="utf-8"?>
 <w:document xmlns:w="http://schemas.openxmlformats.org/wordprocessingml/2006/main" xmlns:m="http://schemas.openxmlformats.org/officeDocument/2006/math" xmlns:r="http://schemas.openxmlformats.org/officeDocument/2006/relationships" xmlns:o="urn:schemas-microsoft-com:office:office" xmlns:v="urn:schemas-microsoft-com:vml" xmlns:w10="urn:schemas-microsoft-com:office:word" xmlns:a="http://schemas.openxmlformats.org/drawingml/2006/main" xmlns:pic="http://schemas.openxmlformats.org/drawingml/2006/picture" xmlns:wp="http://schemas.openxmlformats.org/drawingml/2006/wordprocessingDrawing">
   <w:body>
-    <w:bookmarkStart w:id="124" w:name="第-10-章-有机合成设计"/>
+    <w:bookmarkStart w:id="125" w:name="第-10-章-有机合成设计"/>
     <w:p>
       <w:pPr>
         <w:pStyle w:val="Heading1"/>
@@ -66,7 +66,7 @@
       </w:r>
     </w:p>
     <w:bookmarkEnd w:id="9"/>
-    <w:bookmarkStart w:id="10" w:name="X671b3b637beab0e9716252f8237edeb3d4a84b1"/>
+    <w:bookmarkStart w:id="10" w:name="年暑假某机构考题中有一个全合成对喹啉苯并吡啶还原时还原"/>
     <w:p>
       <w:pPr>
         <w:pStyle w:val="Heading2"/>
@@ -81,51 +81,9 @@
       </w:r>
       <w:r>
         <w:rPr>
-          <w:rFonts w:hint="eastAsia" w:ascii="Times New Roman" w:hAnsi="Times New Roman" w:eastAsia="Times New Roman" w:cs="Times New Roman"/>
-        </w:rPr>
-        <w:t>Ch9-9.4-12024-</w:t>
-      </w:r>
-      <w:r>
-        <w:rPr>
           <w:rFonts w:hint="eastAsia" w:ascii="Times New Roman" w:hAnsi="Times New Roman" w:eastAsia="SimHei" w:cs="Times New Roman"/>
         </w:rPr>
-        <w:t>年暑假某机构考题中有一个全合成</w:t>
-      </w:r>
-      <w:r>
-        <w:rPr>
-          <w:rFonts w:ascii="Times New Roman" w:hAnsi="Times New Roman" w:eastAsia="Times New Roman" w:cs="Times New Roman"/>
-        </w:rPr>
-        <w:t xml:space="preserve"> </w:t>
-      </w:r>
-      <w:r>
-        <w:rPr>
-          <w:rFonts w:hint="eastAsia" w:ascii="Times New Roman" w:hAnsi="Times New Roman" w:eastAsia="SimHei" w:cs="Times New Roman"/>
-        </w:rPr>
-        <w:t xml:space="preserve">对喹啉</w:t>
-      </w:r>
-      <w:r>
-        <w:rPr>
-          <w:rFonts w:ascii="Times New Roman" w:hAnsi="Times New Roman" w:eastAsia="Times New Roman" w:cs="Times New Roman"/>
-        </w:rPr>
-        <w:t xml:space="preserve"> </w:t>
-      </w:r>
-      <w:r>
-        <w:rPr>
-          <w:rFonts w:hint="eastAsia" w:ascii="Times New Roman" w:hAnsi="Times New Roman" w:eastAsia="SimHei" w:cs="Times New Roman"/>
-        </w:rPr>
-        <w:t xml:space="preserve">苯并吡啶</w:t>
-      </w:r>
-      <w:r>
-        <w:rPr>
-          <w:rFonts w:ascii="Times New Roman" w:hAnsi="Times New Roman" w:eastAsia="Times New Roman" w:cs="Times New Roman"/>
-        </w:rPr>
-        <w:t xml:space="preserve"> </w:t>
-      </w:r>
-      <w:r>
-        <w:rPr>
-          <w:rFonts w:hint="eastAsia" w:ascii="Times New Roman" w:hAnsi="Times New Roman" w:eastAsia="SimHei" w:cs="Times New Roman"/>
-        </w:rPr>
-        <w:t xml:space="preserve">还原时还原</w:t>
+        <w:t xml:space="preserve">年暑假某机构考题中有一个全合成对喹啉苯并吡啶还原时还原</w:t>
       </w:r>
     </w:p>
     <w:p>
@@ -330,7 +288,7 @@
       </w:r>
     </w:p>
     <w:bookmarkEnd w:id="10"/>
-    <w:bookmarkStart w:id="14" w:name="ch28-p1-单基团c-x切断练习"/>
+    <w:bookmarkStart w:id="14" w:name="单基团c-x切断"/>
     <w:p>
       <w:pPr>
         <w:pStyle w:val="Heading2"/>
@@ -345,12 +303,6 @@
       </w:r>
       <w:r>
         <w:rPr>
-          <w:rFonts w:hint="eastAsia" w:ascii="Times New Roman" w:hAnsi="Times New Roman" w:eastAsia="Times New Roman" w:cs="Times New Roman"/>
-        </w:rPr>
-        <w:t>Ch28-P1-</w:t>
-      </w:r>
-      <w:r>
-        <w:rPr>
           <w:rFonts w:hint="eastAsia" w:ascii="Times New Roman" w:hAnsi="Times New Roman" w:eastAsia="SimHei" w:cs="Times New Roman"/>
         </w:rPr>
         <w:t>单基团</w:t>
@@ -365,7 +317,7 @@
         <w:rPr>
           <w:rFonts w:hint="eastAsia" w:ascii="Times New Roman" w:hAnsi="Times New Roman" w:eastAsia="SimHei" w:cs="Times New Roman"/>
         </w:rPr>
-        <w:t>切断练习</w:t>
+        <w:t>切断</w:t>
       </w:r>
     </w:p>
     <w:p>
@@ -509,7 +461,7 @@
       </w:r>
     </w:p>
     <w:bookmarkEnd w:id="14"/>
-    <w:bookmarkStart w:id="18" w:name="ch28-p2-单基团c-c切断练习"/>
+    <w:bookmarkStart w:id="18" w:name="单基团c-c切断"/>
     <w:p>
       <w:pPr>
         <w:pStyle w:val="Heading2"/>
@@ -524,12 +476,6 @@
       </w:r>
       <w:r>
         <w:rPr>
-          <w:rFonts w:hint="eastAsia" w:ascii="Times New Roman" w:hAnsi="Times New Roman" w:eastAsia="Times New Roman" w:cs="Times New Roman"/>
-        </w:rPr>
-        <w:t>Ch28-P2-</w:t>
-      </w:r>
-      <w:r>
-        <w:rPr>
           <w:rFonts w:hint="eastAsia" w:ascii="Times New Roman" w:hAnsi="Times New Roman" w:eastAsia="SimHei" w:cs="Times New Roman"/>
         </w:rPr>
         <w:t>单基团</w:t>
@@ -544,7 +490,7 @@
         <w:rPr>
           <w:rFonts w:hint="eastAsia" w:ascii="Times New Roman" w:hAnsi="Times New Roman" w:eastAsia="SimHei" w:cs="Times New Roman"/>
         </w:rPr>
-        <w:t>切断练习</w:t>
+        <w:t>切断</w:t>
       </w:r>
     </w:p>
     <w:p>
@@ -688,7 +634,7 @@
       </w:r>
     </w:p>
     <w:bookmarkEnd w:id="18"/>
-    <w:bookmarkStart w:id="22" w:name="ch23-p2-内酯选择性开环"/>
+    <w:bookmarkStart w:id="22" w:name="内酯选择性开环"/>
     <w:p>
       <w:pPr>
         <w:pStyle w:val="Heading2"/>
@@ -703,15 +649,9 @@
       </w:r>
       <w:r>
         <w:rPr>
-          <w:rFonts w:hint="eastAsia" w:ascii="Times New Roman" w:hAnsi="Times New Roman" w:eastAsia="Times New Roman" w:cs="Times New Roman"/>
-        </w:rPr>
-        <w:t>Ch23-P2-</w:t>
-      </w:r>
-      <w:r>
-        <w:rPr>
           <w:rFonts w:hint="eastAsia" w:ascii="Times New Roman" w:hAnsi="Times New Roman" w:eastAsia="SimHei" w:cs="Times New Roman"/>
         </w:rPr>
-        <w:t>内酯选择性开环</w:t>
+        <w:t xml:space="preserve">内酯选择性开环</w:t>
       </w:r>
     </w:p>
     <w:p>
@@ -788,7 +728,7 @@
       </w:r>
     </w:p>
     <w:bookmarkEnd w:id="22"/>
-    <w:bookmarkStart w:id="26" w:name="ch23-p3-birch还原产物预测"/>
+    <w:bookmarkStart w:id="26" w:name="birch还原产物预测"/>
     <w:p>
       <w:pPr>
         <w:pStyle w:val="Heading2"/>
@@ -805,7 +745,7 @@
         <w:rPr>
           <w:rFonts w:hint="eastAsia" w:ascii="Times New Roman" w:hAnsi="Times New Roman" w:eastAsia="Times New Roman" w:cs="Times New Roman"/>
         </w:rPr>
-        <w:t>Ch23-P3-Birch</w:t>
+        <w:t>Birch</w:t>
       </w:r>
       <w:r>
         <w:rPr>
@@ -888,7 +828,7 @@
       </w:r>
     </w:p>
     <w:bookmarkEnd w:id="26"/>
-    <w:bookmarkStart w:id="30" w:name="ch23-p4-多步反应中的保护策略"/>
+    <w:bookmarkStart w:id="30" w:name="多步反应中的保护策略"/>
     <w:p>
       <w:pPr>
         <w:pStyle w:val="Heading2"/>
@@ -903,15 +843,9 @@
       </w:r>
       <w:r>
         <w:rPr>
-          <w:rFonts w:hint="eastAsia" w:ascii="Times New Roman" w:hAnsi="Times New Roman" w:eastAsia="Times New Roman" w:cs="Times New Roman"/>
-        </w:rPr>
-        <w:t>Ch23-P4-</w:t>
-      </w:r>
-      <w:r>
-        <w:rPr>
           <w:rFonts w:hint="eastAsia" w:ascii="Times New Roman" w:hAnsi="Times New Roman" w:eastAsia="SimHei" w:cs="Times New Roman"/>
         </w:rPr>
-        <w:t>多步反应中的保护策略</w:t>
+        <w:t xml:space="preserve">多步反应中的保护策略</w:t>
       </w:r>
     </w:p>
     <w:p>
@@ -988,7 +922,7 @@
       </w:r>
     </w:p>
     <w:bookmarkEnd w:id="30"/>
-    <w:bookmarkStart w:id="34" w:name="ch23-p8-二胺选择性保护策略"/>
+    <w:bookmarkStart w:id="34" w:name="二胺选择性保护策略"/>
     <w:p>
       <w:pPr>
         <w:pStyle w:val="Heading2"/>
@@ -1003,15 +937,9 @@
       </w:r>
       <w:r>
         <w:rPr>
-          <w:rFonts w:hint="eastAsia" w:ascii="Times New Roman" w:hAnsi="Times New Roman" w:eastAsia="Times New Roman" w:cs="Times New Roman"/>
-        </w:rPr>
-        <w:t>Ch23-P8-</w:t>
-      </w:r>
-      <w:r>
-        <w:rPr>
           <w:rFonts w:hint="eastAsia" w:ascii="Times New Roman" w:hAnsi="Times New Roman" w:eastAsia="SimHei" w:cs="Times New Roman"/>
         </w:rPr>
-        <w:t>二胺选择性保护策略</w:t>
+        <w:t xml:space="preserve">二胺选择性保护策略</w:t>
       </w:r>
     </w:p>
     <w:p>
@@ -1088,7 +1016,7 @@
       </w:r>
     </w:p>
     <w:bookmarkEnd w:id="34"/>
-    <w:bookmarkStart w:id="38" w:name="ch28-p3-双官能团关系的合成设计"/>
+    <w:bookmarkStart w:id="38" w:name="双官能团关系的合成设计"/>
     <w:p>
       <w:pPr>
         <w:pStyle w:val="Heading2"/>
@@ -1103,15 +1031,9 @@
       </w:r>
       <w:r>
         <w:rPr>
-          <w:rFonts w:hint="eastAsia" w:ascii="Times New Roman" w:hAnsi="Times New Roman" w:eastAsia="Times New Roman" w:cs="Times New Roman"/>
-        </w:rPr>
-        <w:t>Ch28-P3-</w:t>
-      </w:r>
-      <w:r>
-        <w:rPr>
           <w:rFonts w:hint="eastAsia" w:ascii="Times New Roman" w:hAnsi="Times New Roman" w:eastAsia="SimHei" w:cs="Times New Roman"/>
         </w:rPr>
-        <w:t>双官能团关系的合成设计</w:t>
+        <w:t xml:space="preserve">双官能团关系的合成设计</w:t>
       </w:r>
     </w:p>
     <w:p>
@@ -1231,7 +1153,7 @@
       </w:r>
     </w:p>
     <w:bookmarkEnd w:id="38"/>
-    <w:bookmarkStart w:id="42" w:name="ch28-p4-需要选择性的合成设计"/>
+    <w:bookmarkStart w:id="42" w:name="需要选择性的合成设计"/>
     <w:p>
       <w:pPr>
         <w:pStyle w:val="Heading2"/>
@@ -1246,15 +1168,9 @@
       </w:r>
       <w:r>
         <w:rPr>
-          <w:rFonts w:hint="eastAsia" w:ascii="Times New Roman" w:hAnsi="Times New Roman" w:eastAsia="Times New Roman" w:cs="Times New Roman"/>
-        </w:rPr>
-        <w:t>Ch28-P4-</w:t>
-      </w:r>
-      <w:r>
-        <w:rPr>
           <w:rFonts w:hint="eastAsia" w:ascii="Times New Roman" w:hAnsi="Times New Roman" w:eastAsia="SimHei" w:cs="Times New Roman"/>
         </w:rPr>
-        <w:t>需要选择性的合成设计</w:t>
+        <w:t xml:space="preserve">需要选择性的合成设计</w:t>
       </w:r>
     </w:p>
     <w:p>
@@ -1374,7 +1290,7 @@
       </w:r>
     </w:p>
     <w:bookmarkEnd w:id="42"/>
-    <w:bookmarkStart w:id="46" w:name="ch28-p8-还原胺化和相关化合物不同合成"/>
+    <w:bookmarkStart w:id="46" w:name="还原胺化和相关化合物不同合成"/>
     <w:p>
       <w:pPr>
         <w:pStyle w:val="Heading2"/>
@@ -1389,15 +1305,9 @@
       </w:r>
       <w:r>
         <w:rPr>
-          <w:rFonts w:hint="eastAsia" w:ascii="Times New Roman" w:hAnsi="Times New Roman" w:eastAsia="Times New Roman" w:cs="Times New Roman"/>
-        </w:rPr>
-        <w:t>Ch28-P8-</w:t>
-      </w:r>
-      <w:r>
-        <w:rPr>
           <w:rFonts w:hint="eastAsia" w:ascii="Times New Roman" w:hAnsi="Times New Roman" w:eastAsia="SimHei" w:cs="Times New Roman"/>
         </w:rPr>
-        <w:t>还原胺化和相关化合物不同合成</w:t>
+        <w:t xml:space="preserve">还原胺化和相关化合物不同合成</w:t>
       </w:r>
     </w:p>
     <w:p>
@@ -2570,7 +2480,7 @@
       </w:r>
     </w:p>
     <w:bookmarkEnd w:id="52"/>
-    <w:bookmarkStart w:id="56" w:name="ch23-p5-保护策略两种不同环大小产物"/>
+    <w:bookmarkStart w:id="56" w:name="保护策略两种不同环大小产物"/>
     <w:p>
       <w:pPr>
         <w:pStyle w:val="Heading2"/>
@@ -2585,15 +2495,9 @@
       </w:r>
       <w:r>
         <w:rPr>
-          <w:rFonts w:hint="eastAsia" w:ascii="Times New Roman" w:hAnsi="Times New Roman" w:eastAsia="Times New Roman" w:cs="Times New Roman"/>
-        </w:rPr>
-        <w:t>Ch23-P5-</w:t>
-      </w:r>
-      <w:r>
-        <w:rPr>
           <w:rFonts w:hint="eastAsia" w:ascii="Times New Roman" w:hAnsi="Times New Roman" w:eastAsia="SimHei" w:cs="Times New Roman"/>
         </w:rPr>
-        <w:t>保护策略两种不同环大小产物</w:t>
+        <w:t xml:space="preserve">保护策略两种不同环大小产物</w:t>
       </w:r>
     </w:p>
     <w:p>
@@ -2759,7 +2663,7 @@
       </w:r>
     </w:p>
     <w:bookmarkEnd w:id="56"/>
-    <w:bookmarkStart w:id="60" w:name="ch23-p6-还原胺化脱保护关环组合"/>
+    <w:bookmarkStart w:id="60" w:name="还原胺化脱保护关环组合"/>
     <w:p>
       <w:pPr>
         <w:pStyle w:val="Heading2"/>
@@ -2774,15 +2678,9 @@
       </w:r>
       <w:r>
         <w:rPr>
-          <w:rFonts w:hint="eastAsia" w:ascii="Times New Roman" w:hAnsi="Times New Roman" w:eastAsia="Times New Roman" w:cs="Times New Roman"/>
-        </w:rPr>
-        <w:t>Ch23-P6-</w:t>
-      </w:r>
-      <w:r>
-        <w:rPr>
           <w:rFonts w:hint="eastAsia" w:ascii="Times New Roman" w:hAnsi="Times New Roman" w:eastAsia="SimHei" w:cs="Times New Roman"/>
         </w:rPr>
-        <w:t>还原胺化脱保护关环组合</w:t>
+        <w:t xml:space="preserve">还原胺化脱保护关环组合</w:t>
       </w:r>
     </w:p>
     <w:p>
@@ -2936,7 +2834,7 @@
       </w:r>
     </w:p>
     <w:bookmarkEnd w:id="60"/>
-    <w:bookmarkStart w:id="70" w:name="ch28-p5-反应失败分析"/>
+    <w:bookmarkStart w:id="70" w:name="反应失败分析"/>
     <w:p>
       <w:pPr>
         <w:pStyle w:val="Heading2"/>
@@ -2951,15 +2849,9 @@
       </w:r>
       <w:r>
         <w:rPr>
-          <w:rFonts w:hint="eastAsia" w:ascii="Times New Roman" w:hAnsi="Times New Roman" w:eastAsia="Times New Roman" w:cs="Times New Roman"/>
-        </w:rPr>
-        <w:t>Ch28-P5-</w:t>
-      </w:r>
-      <w:r>
-        <w:rPr>
           <w:rFonts w:hint="eastAsia" w:ascii="Times New Roman" w:hAnsi="Times New Roman" w:eastAsia="SimHei" w:cs="Times New Roman"/>
         </w:rPr>
-        <w:t>反应失败分析</w:t>
+        <w:t xml:space="preserve">反应失败分析</w:t>
       </w:r>
     </w:p>
     <w:p>
@@ -3247,7 +3139,7 @@
       </w:r>
     </w:p>
     <w:bookmarkEnd w:id="70"/>
-    <w:bookmarkStart w:id="74" w:name="ch28-p6-nuciferal全合成逆合成分析"/>
+    <w:bookmarkStart w:id="74" w:name="nuciferal全合成逆合成分析"/>
     <w:p>
       <w:pPr>
         <w:pStyle w:val="Heading2"/>
@@ -3264,7 +3156,7 @@
         <w:rPr>
           <w:rFonts w:hint="eastAsia" w:ascii="Times New Roman" w:hAnsi="Times New Roman" w:eastAsia="Times New Roman" w:cs="Times New Roman"/>
         </w:rPr>
-        <w:t>Ch28-P6-Nuciferal</w:t>
+        <w:t>Nuciferal</w:t>
       </w:r>
       <w:r>
         <w:rPr>
@@ -3592,7 +3484,7 @@
       </w:r>
     </w:p>
     <w:bookmarkEnd w:id="74"/>
-    <w:bookmarkStart w:id="78" w:name="ch28-p10-手性蚂蚁信息素合成策略"/>
+    <w:bookmarkStart w:id="78" w:name="手性蚂蚁信息素合成策略"/>
     <w:p>
       <w:pPr>
         <w:pStyle w:val="Heading2"/>
@@ -3607,15 +3499,9 @@
       </w:r>
       <w:r>
         <w:rPr>
-          <w:rFonts w:hint="eastAsia" w:ascii="Times New Roman" w:hAnsi="Times New Roman" w:eastAsia="Times New Roman" w:cs="Times New Roman"/>
-        </w:rPr>
-        <w:t>Ch28-P10-</w:t>
-      </w:r>
-      <w:r>
-        <w:rPr>
           <w:rFonts w:hint="eastAsia" w:ascii="Times New Roman" w:hAnsi="Times New Roman" w:eastAsia="SimHei" w:cs="Times New Roman"/>
         </w:rPr>
-        <w:t>手性蚂蚁信息素合成策略</w:t>
+        <w:t xml:space="preserve">手性蚂蚁信息素合成策略</w:t>
       </w:r>
     </w:p>
     <w:p>
@@ -7811,7 +7697,7 @@
         <w:rPr>
           <w:rFonts w:ascii="Times New Roman" w:hAnsi="Times New Roman" w:eastAsia="Times New Roman" w:cs="Times New Roman"/>
         </w:rPr>
-        <w:t xml:space="preserve">[Tech] Total Synthesis of Jujuyane (Hee-Yoon Lee, 2021)</w:t>
+        <w:t xml:space="preserve">Total Synthesis of Jujuyane (Hee-Yoon Lee, 2021)</w:t>
       </w:r>
     </w:p>
     <w:p>
@@ -8310,7 +8196,7 @@
         <w:rPr>
           <w:rFonts w:ascii="Times New Roman" w:hAnsi="Times New Roman" w:eastAsia="Times New Roman" w:cs="Times New Roman"/>
         </w:rPr>
-        <w:t xml:space="preserve">[Speed] From Taxol</w:t>
+        <w:t xml:space="preserve">From Taxol</w:t>
       </w:r>
     </w:p>
     <w:p>
@@ -9395,7 +9281,7 @@
       </w:r>
     </w:p>
     <w:bookmarkEnd w:id="83"/>
-    <w:bookmarkStart w:id="84" w:name="ch9a-1-苯氟布洛芬合成路线"/>
+    <w:bookmarkStart w:id="84" w:name="苯氟布洛芬合成路线"/>
     <w:p>
       <w:pPr>
         <w:pStyle w:val="Heading2"/>
@@ -9410,15 +9296,9 @@
       </w:r>
       <w:r>
         <w:rPr>
-          <w:rFonts w:hint="eastAsia" w:ascii="Times New Roman" w:hAnsi="Times New Roman" w:eastAsia="Times New Roman" w:cs="Times New Roman"/>
-        </w:rPr>
-        <w:t>Ch9A-1-</w:t>
-      </w:r>
-      <w:r>
-        <w:rPr>
           <w:rFonts w:hint="eastAsia" w:ascii="Times New Roman" w:hAnsi="Times New Roman" w:eastAsia="SimHei" w:cs="Times New Roman"/>
         </w:rPr>
-        <w:t>苯氟布洛芬合成路线</w:t>
+        <w:t xml:space="preserve">苯氟布洛芬合成路线</w:t>
       </w:r>
     </w:p>
     <w:p>
@@ -10187,7 +10067,7 @@
       </w:r>
     </w:p>
     <w:bookmarkEnd w:id="84"/>
-    <w:bookmarkStart w:id="94" w:name="ch9a-8-褪黑素吲哚合成路线"/>
+    <w:bookmarkStart w:id="94" w:name="褪黑素吲哚合成路线"/>
     <w:p>
       <w:pPr>
         <w:pStyle w:val="Heading2"/>
@@ -10202,15 +10082,9 @@
       </w:r>
       <w:r>
         <w:rPr>
-          <w:rFonts w:hint="eastAsia" w:ascii="Times New Roman" w:hAnsi="Times New Roman" w:eastAsia="Times New Roman" w:cs="Times New Roman"/>
-        </w:rPr>
-        <w:t>Ch9A-8-</w:t>
-      </w:r>
-      <w:r>
-        <w:rPr>
           <w:rFonts w:hint="eastAsia" w:ascii="Times New Roman" w:hAnsi="Times New Roman" w:eastAsia="SimHei" w:cs="Times New Roman"/>
         </w:rPr>
-        <w:t>褪黑素吲哚合成路线</w:t>
+        <w:t xml:space="preserve">褪黑素吲哚合成路线</w:t>
       </w:r>
     </w:p>
     <w:p>
@@ -10611,7 +10485,7 @@
       </w:r>
     </w:p>
     <w:bookmarkEnd w:id="94"/>
-    <w:bookmarkStart w:id="119" w:name="有机合成与机理第35届初赛"/>
+    <w:bookmarkStart w:id="120" w:name="有机合成与机理第35届初赛"/>
     <w:p>
       <w:pPr>
         <w:pStyle w:val="Heading2"/>
@@ -12247,6 +12121,1970 @@
     </w:p>
     <w:p>
       <w:pPr>
+        <w:pStyle w:val="BodyText"/>
+      </w:pPr>
+      <w:r>
+        <w:rPr>
+          <w:rFonts w:ascii="Times New Roman" w:hAnsi="Times New Roman" w:eastAsia="Times New Roman" w:cs="Times New Roman"/>
+          <w:b/>
+          <w:bCs/>
+        </w:rPr>
+        <w:t xml:space="preserve">10-2-2 </w:t>
+      </w:r>
+      <w:r>
+        <w:rPr>
+          <w:rFonts w:hint="eastAsia" w:ascii="Times New Roman" w:hAnsi="Times New Roman" w:eastAsia="FangSong" w:cs="Times New Roman"/>
+          <w:b/>
+          <w:bCs/>
+        </w:rPr>
+        <w:t xml:space="preserve">磺酰胺的端基效应</w:t>
+      </w:r>
+      <w:r>
+        <w:rPr>
+          <w:rFonts w:ascii="Times New Roman" w:hAnsi="Times New Roman" w:eastAsia="Times New Roman" w:cs="Times New Roman"/>
+        </w:rPr>
+        <w:t xml:space="preserve"> </w:t>
+      </w:r>
+      <w:r>
+        <w:rPr>
+          <w:rFonts w:ascii="Times New Roman" w:hAnsi="Times New Roman" w:eastAsia="Times New Roman" w:cs="Times New Roman"/>
+        </w:rPr>
+        <w:t xml:space="preserve">### 10-3 </w:t>
+      </w:r>
+      <w:r>
+        <w:rPr>
+          <w:rFonts w:hint="eastAsia" w:ascii="Times New Roman" w:hAnsi="Times New Roman" w:eastAsia="FangSong" w:cs="Times New Roman"/>
+        </w:rPr>
+        <w:t>分子编辑</w:t>
+      </w:r>
+      <w:r>
+        <w:rPr>
+          <w:rFonts w:hint="eastAsia" w:ascii="Times New Roman" w:hAnsi="Times New Roman" w:eastAsia="Times New Roman" w:cs="Times New Roman"/>
+        </w:rPr>
+        <w:t>：</w:t>
+      </w:r>
+      <w:r>
+        <w:rPr>
+          <w:rFonts w:hint="eastAsia" w:ascii="Times New Roman" w:hAnsi="Times New Roman" w:eastAsia="FangSong" w:cs="Times New Roman"/>
+        </w:rPr>
+        <w:t>氮原子删除</w:t>
+      </w:r>
+    </w:p>
+    <w:p>
+      <w:pPr>
+        <w:pStyle w:val="BodyText"/>
+      </w:pPr>
+      <w:r>
+        <w:rPr>
+          <w:rFonts w:hint="eastAsia" w:ascii="Times New Roman" w:hAnsi="Times New Roman" w:eastAsia="FangSong" w:cs="Times New Roman"/>
+        </w:rPr>
+        <w:t>根据题目提示</w:t>
+      </w:r>
+      <w:r>
+        <w:rPr>
+          <w:rFonts w:hint="eastAsia" w:ascii="Times New Roman" w:hAnsi="Times New Roman" w:eastAsia="Times New Roman" w:cs="Times New Roman"/>
+        </w:rPr>
+        <w:t>「</w:t>
+      </w:r>
+      <w:r>
+        <w:rPr>
+          <w:rFonts w:hint="eastAsia" w:ascii="Times New Roman" w:hAnsi="Times New Roman" w:eastAsia="FangSong" w:cs="Times New Roman"/>
+        </w:rPr>
+        <w:t>删除氮原子</w:t>
+      </w:r>
+      <w:r>
+        <w:rPr>
+          <w:rFonts w:hint="eastAsia" w:ascii="Times New Roman" w:hAnsi="Times New Roman" w:eastAsia="Times New Roman" w:cs="Times New Roman"/>
+        </w:rPr>
+        <w:t>，</w:t>
+      </w:r>
+      <w:r>
+        <w:rPr>
+          <w:rFonts w:hint="eastAsia" w:ascii="Times New Roman" w:hAnsi="Times New Roman" w:eastAsia="FangSong" w:cs="Times New Roman"/>
+        </w:rPr>
+        <w:t>放出氮气</w:t>
+      </w:r>
+      <w:r>
+        <w:rPr>
+          <w:rFonts w:hint="eastAsia" w:ascii="Times New Roman" w:hAnsi="Times New Roman" w:eastAsia="Times New Roman" w:cs="Times New Roman"/>
+        </w:rPr>
+        <w:t>，</w:t>
+      </w:r>
+      <w:r>
+        <w:rPr>
+          <w:rFonts w:hint="eastAsia" w:ascii="Times New Roman" w:hAnsi="Times New Roman" w:eastAsia="FangSong" w:cs="Times New Roman"/>
+        </w:rPr>
+        <w:t>形成</w:t>
+      </w:r>
+      <w:r>
+        <w:rPr>
+          <w:rFonts w:ascii="Times New Roman" w:hAnsi="Times New Roman" w:eastAsia="Times New Roman" w:cs="Times New Roman"/>
+        </w:rPr>
+        <w:t xml:space="preserve"> C-C </w:t>
+      </w:r>
+      <w:r>
+        <w:rPr>
+          <w:rFonts w:hint="eastAsia" w:ascii="Times New Roman" w:hAnsi="Times New Roman" w:eastAsia="FangSong" w:cs="Times New Roman"/>
+        </w:rPr>
+        <w:t>键</w:t>
+      </w:r>
+      <w:r>
+        <w:rPr>
+          <w:rFonts w:hint="eastAsia" w:ascii="Times New Roman" w:hAnsi="Times New Roman" w:eastAsia="Times New Roman" w:cs="Times New Roman"/>
+        </w:rPr>
+        <w:t>」，</w:t>
+      </w:r>
+      <w:r>
+        <w:rPr>
+          <w:rFonts w:hint="eastAsia" w:ascii="Times New Roman" w:hAnsi="Times New Roman" w:eastAsia="FangSong" w:cs="Times New Roman"/>
+        </w:rPr>
+        <w:t>可知反应的关键中间体必须含有</w:t>
+      </w:r>
+      <w:r>
+        <w:rPr>
+          <w:rFonts w:ascii="Times New Roman" w:hAnsi="Times New Roman" w:eastAsia="Times New Roman" w:cs="Times New Roman"/>
+        </w:rPr>
+        <w:t xml:space="preserve"> </w:t>
+      </w:r>
+      <w:r>
+        <w:rPr>
+          <w:rFonts w:ascii="Times New Roman" w:hAnsi="Times New Roman" w:eastAsia="Times New Roman" w:cs="Times New Roman"/>
+          <w:b/>
+          <w:bCs/>
+        </w:rPr>
+        <w:t xml:space="preserve">N-N </w:t>
+      </w:r>
+      <w:r>
+        <w:rPr>
+          <w:rFonts w:hint="eastAsia" w:ascii="Times New Roman" w:hAnsi="Times New Roman" w:eastAsia="FangSong" w:cs="Times New Roman"/>
+          <w:b/>
+          <w:bCs/>
+        </w:rPr>
+        <w:t xml:space="preserve">键</w:t>
+      </w:r>
+      <w:r>
+        <w:rPr>
+          <w:rFonts w:hint="eastAsia" w:ascii="Times New Roman" w:hAnsi="Times New Roman" w:eastAsia="Times New Roman" w:cs="Times New Roman"/>
+        </w:rPr>
+        <w:t>。</w:t>
+      </w:r>
+      <w:r>
+        <w:rPr>
+          <w:rFonts w:hint="eastAsia" w:ascii="Times New Roman" w:hAnsi="Times New Roman" w:eastAsia="FangSong" w:cs="Times New Roman"/>
+        </w:rPr>
+        <w:t>这个</w:t>
+      </w:r>
+      <w:r>
+        <w:rPr>
+          <w:rFonts w:ascii="Times New Roman" w:hAnsi="Times New Roman" w:eastAsia="Times New Roman" w:cs="Times New Roman"/>
+        </w:rPr>
+        <w:t xml:space="preserve"> N-N </w:t>
+      </w:r>
+      <w:r>
+        <w:rPr>
+          <w:rFonts w:hint="eastAsia" w:ascii="Times New Roman" w:hAnsi="Times New Roman" w:eastAsia="FangSong" w:cs="Times New Roman"/>
+        </w:rPr>
+        <w:t xml:space="preserve">键可由酰胺</w:t>
+      </w:r>
+      <w:r>
+        <w:rPr>
+          <w:rFonts w:ascii="Times New Roman" w:hAnsi="Times New Roman" w:eastAsia="Times New Roman" w:cs="Times New Roman"/>
+        </w:rPr>
+        <w:t xml:space="preserve"> N </w:t>
+      </w:r>
+      <w:r>
+        <w:rPr>
+          <w:rFonts w:hint="eastAsia" w:ascii="Times New Roman" w:hAnsi="Times New Roman" w:eastAsia="FangSong" w:cs="Times New Roman"/>
+        </w:rPr>
+        <w:t xml:space="preserve">原子和苄胺</w:t>
+      </w:r>
+      <w:r>
+        <w:rPr>
+          <w:rFonts w:ascii="Times New Roman" w:hAnsi="Times New Roman" w:eastAsia="Times New Roman" w:cs="Times New Roman"/>
+        </w:rPr>
+        <w:t xml:space="preserve"> N </w:t>
+      </w:r>
+      <w:r>
+        <w:rPr>
+          <w:rFonts w:hint="eastAsia" w:ascii="Times New Roman" w:hAnsi="Times New Roman" w:eastAsia="FangSong" w:cs="Times New Roman"/>
+        </w:rPr>
+        <w:t>原子构建</w:t>
+      </w:r>
+      <w:r>
+        <w:rPr>
+          <w:rFonts w:hint="eastAsia" w:ascii="Times New Roman" w:hAnsi="Times New Roman" w:eastAsia="Times New Roman" w:cs="Times New Roman"/>
+        </w:rPr>
+        <w:t>：</w:t>
+      </w:r>
+    </w:p>
+    <w:p>
+      <w:pPr>
+        <w:pStyle w:val="BodyText"/>
+      </w:pPr>
+      <w:r>
+        <w:rPr>
+          <w:rFonts w:hint="eastAsia" w:ascii="Times New Roman" w:hAnsi="Times New Roman" w:eastAsia="FangSong" w:cs="Times New Roman"/>
+          <w:b/>
+          <w:bCs/>
+        </w:rPr>
+        <w:t xml:space="preserve">中间体</w:t>
+      </w:r>
+      <w:r>
+        <w:rPr>
+          <w:rFonts w:ascii="Times New Roman" w:hAnsi="Times New Roman" w:eastAsia="Times New Roman" w:cs="Times New Roman"/>
+          <w:b/>
+          <w:bCs/>
+        </w:rPr>
+        <w:t xml:space="preserve"> 1</w:t>
+      </w:r>
+      <w:r>
+        <w:rPr>
+          <w:rFonts w:hint="eastAsia" w:ascii="Times New Roman" w:hAnsi="Times New Roman" w:eastAsia="Times New Roman" w:cs="Times New Roman"/>
+        </w:rPr>
+        <w:t>：</w:t>
+      </w:r>
+      <w:r>
+        <w:rPr>
+          <w:rFonts w:hint="eastAsia" w:ascii="Times New Roman" w:hAnsi="Times New Roman" w:eastAsia="FangSong" w:cs="Times New Roman"/>
+        </w:rPr>
+        <w:t>酰胺</w:t>
+      </w:r>
+      <w:r>
+        <w:rPr>
+          <w:rFonts w:ascii="Times New Roman" w:hAnsi="Times New Roman" w:eastAsia="Times New Roman" w:cs="Times New Roman"/>
+        </w:rPr>
+        <w:t xml:space="preserve"> N </w:t>
+      </w:r>
+      <w:r>
+        <w:rPr>
+          <w:rFonts w:hint="eastAsia" w:ascii="Times New Roman" w:hAnsi="Times New Roman" w:eastAsia="FangSong" w:cs="Times New Roman"/>
+        </w:rPr>
+        <w:t>原子上连有三个吸电子诱导取代基</w:t>
+      </w:r>
+      <w:r>
+        <w:rPr>
+          <w:rFonts w:hint="eastAsia" w:ascii="Times New Roman" w:hAnsi="Times New Roman" w:eastAsia="Times New Roman" w:cs="Times New Roman"/>
+        </w:rPr>
+        <w:t>，</w:t>
+      </w:r>
+      <w:r>
+        <w:rPr>
+          <w:rFonts w:hint="eastAsia" w:ascii="Times New Roman" w:hAnsi="Times New Roman" w:eastAsia="FangSong" w:cs="Times New Roman"/>
+        </w:rPr>
+        <w:t>是缺电子原子</w:t>
+      </w:r>
+      <w:r>
+        <w:rPr>
+          <w:rFonts w:hint="eastAsia" w:ascii="Times New Roman" w:hAnsi="Times New Roman" w:eastAsia="Times New Roman" w:cs="Times New Roman"/>
+        </w:rPr>
+        <w:t>，</w:t>
+      </w:r>
+      <w:r>
+        <w:rPr>
+          <w:rFonts w:hint="eastAsia" w:ascii="Times New Roman" w:hAnsi="Times New Roman" w:eastAsia="FangSong" w:cs="Times New Roman"/>
+        </w:rPr>
+        <w:t>取代基中</w:t>
+      </w:r>
+      <w:r>
+        <w:rPr>
+          <w:rFonts w:ascii="Times New Roman" w:hAnsi="Times New Roman" w:eastAsia="Times New Roman" w:cs="Times New Roman"/>
+        </w:rPr>
+        <w:t xml:space="preserve"> </w:t>
+      </w:r>
+      <m:oMath>
+        <m:r>
+          <m:rPr>
+            <m:sty m:val="p"/>
+          </m:rPr>
+          <m:t>P</m:t>
+        </m:r>
+        <m:r>
+          <m:rPr>
+            <m:sty m:val="p"/>
+          </m:rPr>
+          <m:t>i</m:t>
+        </m:r>
+        <m:r>
+          <m:rPr>
+            <m:sty m:val="p"/>
+          </m:rPr>
+          <m:t>v</m:t>
+        </m:r>
+        <m:sSup>
+          <m:e>
+            <m:r>
+              <m:rPr>
+                <m:sty m:val="p"/>
+              </m:rPr>
+              <m:t>O</m:t>
+            </m:r>
+          </m:e>
+          <m:sup>
+            <m:r>
+              <m:rPr>
+                <m:sty m:val="p"/>
+              </m:rPr>
+              <m:t>−</m:t>
+            </m:r>
+          </m:sup>
+        </m:sSup>
+      </m:oMath>
+      <w:r>
+        <w:rPr>
+          <w:rFonts w:hint="eastAsia" w:ascii="Times New Roman" w:hAnsi="Times New Roman" w:eastAsia="Times New Roman" w:cs="Times New Roman"/>
+        </w:rPr>
+        <w:t>（</w:t>
+      </w:r>
+      <w:r>
+        <w:rPr>
+          <w:rFonts w:hint="eastAsia" w:ascii="Times New Roman" w:hAnsi="Times New Roman" w:eastAsia="FangSong" w:cs="Times New Roman"/>
+        </w:rPr>
+        <w:t>叔戊酸根</w:t>
+      </w:r>
+      <w:r>
+        <w:rPr>
+          <w:rFonts w:hint="eastAsia" w:ascii="Times New Roman" w:hAnsi="Times New Roman" w:eastAsia="Times New Roman" w:cs="Times New Roman"/>
+        </w:rPr>
+        <w:t>）</w:t>
+      </w:r>
+      <w:r>
+        <w:rPr>
+          <w:rFonts w:hint="eastAsia" w:ascii="Times New Roman" w:hAnsi="Times New Roman" w:eastAsia="FangSong" w:cs="Times New Roman"/>
+        </w:rPr>
+        <w:t>是好的离去基团</w:t>
+      </w:r>
+      <w:r>
+        <w:rPr>
+          <w:rFonts w:hint="eastAsia" w:ascii="Times New Roman" w:hAnsi="Times New Roman" w:eastAsia="Times New Roman" w:cs="Times New Roman"/>
+        </w:rPr>
+        <w:t>，</w:t>
+      </w:r>
+      <w:r>
+        <w:rPr>
+          <w:rFonts w:hint="eastAsia" w:ascii="Times New Roman" w:hAnsi="Times New Roman" w:eastAsia="FangSong" w:cs="Times New Roman"/>
+        </w:rPr>
+        <w:t>故富电子的苄胺</w:t>
+      </w:r>
+      <w:r>
+        <w:rPr>
+          <w:rFonts w:ascii="Times New Roman" w:hAnsi="Times New Roman" w:eastAsia="Times New Roman" w:cs="Times New Roman"/>
+        </w:rPr>
+        <w:t xml:space="preserve"> N </w:t>
+      </w:r>
+      <w:r>
+        <w:rPr>
+          <w:rFonts w:hint="eastAsia" w:ascii="Times New Roman" w:hAnsi="Times New Roman" w:eastAsia="FangSong" w:cs="Times New Roman"/>
+        </w:rPr>
+        <w:t xml:space="preserve">原子亲核进攻酰胺</w:t>
+      </w:r>
+      <w:r>
+        <w:rPr>
+          <w:rFonts w:ascii="Times New Roman" w:hAnsi="Times New Roman" w:eastAsia="Times New Roman" w:cs="Times New Roman"/>
+        </w:rPr>
+        <w:t xml:space="preserve"> N </w:t>
+      </w:r>
+      <w:r>
+        <w:rPr>
+          <w:rFonts w:hint="eastAsia" w:ascii="Times New Roman" w:hAnsi="Times New Roman" w:eastAsia="FangSong" w:cs="Times New Roman"/>
+        </w:rPr>
+        <w:t>原子</w:t>
+      </w:r>
+      <w:r>
+        <w:rPr>
+          <w:rFonts w:hint="eastAsia" w:ascii="Times New Roman" w:hAnsi="Times New Roman" w:eastAsia="Times New Roman" w:cs="Times New Roman"/>
+        </w:rPr>
+        <w:t>，</w:t>
+      </w:r>
+      <w:r>
+        <w:rPr>
+          <w:rFonts w:hint="eastAsia" w:ascii="Times New Roman" w:hAnsi="Times New Roman" w:eastAsia="FangSong" w:cs="Times New Roman"/>
+        </w:rPr>
+        <w:t>发生亲核取代反应</w:t>
+      </w:r>
+      <w:r>
+        <w:rPr>
+          <w:rFonts w:hint="eastAsia" w:ascii="Times New Roman" w:hAnsi="Times New Roman" w:eastAsia="Times New Roman" w:cs="Times New Roman"/>
+        </w:rPr>
+        <w:t>，</w:t>
+      </w:r>
+      <w:r>
+        <w:rPr>
+          <w:rFonts w:hint="eastAsia" w:ascii="Times New Roman" w:hAnsi="Times New Roman" w:eastAsia="FangSong" w:cs="Times New Roman"/>
+        </w:rPr>
+        <w:t>构建</w:t>
+      </w:r>
+      <w:r>
+        <w:rPr>
+          <w:rFonts w:ascii="Times New Roman" w:hAnsi="Times New Roman" w:eastAsia="Times New Roman" w:cs="Times New Roman"/>
+        </w:rPr>
+        <w:t xml:space="preserve"> </w:t>
+      </w:r>
+      <w:r>
+        <w:rPr>
+          <w:rFonts w:ascii="Times New Roman" w:hAnsi="Times New Roman" w:eastAsia="Times New Roman" w:cs="Times New Roman"/>
+          <w:b/>
+          <w:bCs/>
+        </w:rPr>
+        <w:t xml:space="preserve">N-N </w:t>
+      </w:r>
+      <w:r>
+        <w:rPr>
+          <w:rFonts w:hint="eastAsia" w:ascii="Times New Roman" w:hAnsi="Times New Roman" w:eastAsia="FangSong" w:cs="Times New Roman"/>
+          <w:b/>
+          <w:bCs/>
+        </w:rPr>
+        <w:t xml:space="preserve">键</w:t>
+      </w:r>
+      <w:r>
+        <w:rPr>
+          <w:rFonts w:ascii="Times New Roman" w:hAnsi="Times New Roman" w:eastAsia="Times New Roman" w:cs="Times New Roman"/>
+        </w:rPr>
+        <w:t xml:space="preserve">。</w:t>
+      </w:r>
+    </w:p>
+    <w:p>
+      <w:pPr>
+        <w:pStyle w:val="BodyText"/>
+      </w:pPr>
+      <w:r>
+        <w:rPr>
+          <w:rFonts w:hint="eastAsia" w:ascii="Times New Roman" w:hAnsi="Times New Roman" w:eastAsia="FangSong" w:cs="Times New Roman"/>
+          <w:b/>
+          <w:bCs/>
+        </w:rPr>
+        <w:t xml:space="preserve">中间体</w:t>
+      </w:r>
+      <w:r>
+        <w:rPr>
+          <w:rFonts w:ascii="Times New Roman" w:hAnsi="Times New Roman" w:eastAsia="Times New Roman" w:cs="Times New Roman"/>
+          <w:b/>
+          <w:bCs/>
+        </w:rPr>
+        <w:t xml:space="preserve"> </w:t>
+      </w:r>
+      <w:r>
+        <w:rPr>
+          <w:rFonts w:hint="eastAsia" w:ascii="Times New Roman" w:hAnsi="Times New Roman" w:eastAsia="Times New Roman" w:cs="Times New Roman"/>
+          <w:b/>
+          <w:bCs/>
+        </w:rPr>
+        <w:t>2（</w:t>
+      </w:r>
+      <w:r>
+        <w:rPr>
+          <w:rFonts w:hint="eastAsia" w:ascii="Times New Roman" w:hAnsi="Times New Roman" w:eastAsia="FangSong" w:cs="Times New Roman"/>
+          <w:b/>
+          <w:bCs/>
+        </w:rPr>
+        <w:t>氮宾</w:t>
+      </w:r>
+      <w:r>
+        <w:rPr>
+          <w:rFonts w:hint="eastAsia" w:ascii="Times New Roman" w:hAnsi="Times New Roman" w:eastAsia="Times New Roman" w:cs="Times New Roman"/>
+          <w:b/>
+          <w:bCs/>
+        </w:rPr>
+        <w:t>）</w:t>
+      </w:r>
+      <w:r>
+        <w:rPr>
+          <w:rFonts w:hint="eastAsia" w:ascii="Times New Roman" w:hAnsi="Times New Roman" w:eastAsia="Times New Roman" w:cs="Times New Roman"/>
+        </w:rPr>
+        <w:t>：</w:t>
+      </w:r>
+      <w:r>
+        <w:rPr>
+          <w:rFonts w:hint="eastAsia" w:ascii="Times New Roman" w:hAnsi="Times New Roman" w:eastAsia="FangSong" w:cs="Times New Roman"/>
+        </w:rPr>
+        <w:t>得到的中间体</w:t>
+      </w:r>
+      <w:r>
+        <w:rPr>
+          <w:rFonts w:ascii="Times New Roman" w:hAnsi="Times New Roman" w:eastAsia="Times New Roman" w:cs="Times New Roman"/>
+        </w:rPr>
+        <w:t xml:space="preserve"> 1 </w:t>
+      </w:r>
+      <w:r>
+        <w:rPr>
+          <w:rFonts w:hint="eastAsia" w:ascii="Times New Roman" w:hAnsi="Times New Roman" w:eastAsia="FangSong" w:cs="Times New Roman"/>
+        </w:rPr>
+        <w:t>仍可看作具有端基效应的酰胺</w:t>
+      </w:r>
+      <w:r>
+        <w:rPr>
+          <w:rFonts w:hint="eastAsia" w:ascii="Times New Roman" w:hAnsi="Times New Roman" w:eastAsia="Times New Roman" w:cs="Times New Roman"/>
+        </w:rPr>
+        <w:t>。</w:t>
+      </w:r>
+      <w:r>
+        <w:rPr>
+          <w:rFonts w:hint="eastAsia" w:ascii="Times New Roman" w:hAnsi="Times New Roman" w:eastAsia="FangSong" w:cs="Times New Roman"/>
+        </w:rPr>
+        <w:t>用切断法进行分析</w:t>
+      </w:r>
+      <w:r>
+        <w:rPr>
+          <w:rFonts w:hint="eastAsia" w:ascii="Times New Roman" w:hAnsi="Times New Roman" w:eastAsia="Times New Roman" w:cs="Times New Roman"/>
+        </w:rPr>
+        <w:t>：OBn</w:t>
+      </w:r>
+      <w:r>
+        <w:rPr>
+          <w:rFonts w:ascii="Times New Roman" w:hAnsi="Times New Roman" w:eastAsia="Times New Roman" w:cs="Times New Roman"/>
+        </w:rPr>
+        <w:t xml:space="preserve"> </w:t>
+      </w:r>
+      <w:r>
+        <w:rPr>
+          <w:rFonts w:hint="eastAsia" w:ascii="Times New Roman" w:hAnsi="Times New Roman" w:eastAsia="FangSong" w:cs="Times New Roman"/>
+        </w:rPr>
+        <w:t xml:space="preserve">可以以</w:t>
+      </w:r>
+      <w:r>
+        <w:rPr>
+          <w:rFonts w:ascii="Times New Roman" w:hAnsi="Times New Roman" w:eastAsia="Times New Roman" w:cs="Times New Roman"/>
+        </w:rPr>
+        <w:t xml:space="preserve"> </w:t>
+      </w:r>
+      <m:oMath>
+        <m:r>
+          <m:rPr>
+            <m:sty m:val="p"/>
+          </m:rPr>
+          <m:t>B</m:t>
+        </m:r>
+        <m:r>
+          <m:rPr>
+            <m:sty m:val="p"/>
+          </m:rPr>
+          <m:t>n</m:t>
+        </m:r>
+        <m:sSup>
+          <m:e>
+            <m:r>
+              <m:rPr>
+                <m:sty m:val="p"/>
+              </m:rPr>
+              <m:t>O</m:t>
+            </m:r>
+          </m:e>
+          <m:sup>
+            <m:r>
+              <m:rPr>
+                <m:sty m:val="p"/>
+              </m:rPr>
+              <m:t>−</m:t>
+            </m:r>
+          </m:sup>
+        </m:sSup>
+      </m:oMath>
+      <w:r>
+        <w:rPr>
+          <w:rFonts w:ascii="Times New Roman" w:hAnsi="Times New Roman" w:eastAsia="Times New Roman" w:cs="Times New Roman"/>
+        </w:rPr>
+        <w:t xml:space="preserve"> </w:t>
+      </w:r>
+      <w:r>
+        <w:rPr>
+          <w:rFonts w:hint="eastAsia" w:ascii="Times New Roman" w:hAnsi="Times New Roman" w:eastAsia="FangSong" w:cs="Times New Roman"/>
+        </w:rPr>
+        <w:t>的形式离去</w:t>
+      </w:r>
+      <w:r>
+        <w:rPr>
+          <w:rFonts w:hint="eastAsia" w:ascii="Times New Roman" w:hAnsi="Times New Roman" w:eastAsia="Times New Roman" w:cs="Times New Roman"/>
+        </w:rPr>
+        <w:t>，</w:t>
+      </w:r>
+      <w:r>
+        <w:rPr>
+          <w:rFonts w:hint="eastAsia" w:ascii="Times New Roman" w:hAnsi="Times New Roman" w:eastAsia="FangSong" w:cs="Times New Roman"/>
+        </w:rPr>
+        <w:t>酰胺可以以</w:t>
+      </w:r>
+      <w:r>
+        <w:rPr>
+          <w:rFonts w:ascii="Times New Roman" w:hAnsi="Times New Roman" w:eastAsia="Times New Roman" w:cs="Times New Roman"/>
+        </w:rPr>
+        <w:t xml:space="preserve"> </w:t>
+      </w:r>
+      <m:oMath>
+        <m:r>
+          <m:rPr>
+            <m:sty m:val="p"/>
+          </m:rPr>
+          <m:t>A</m:t>
+        </m:r>
+        <m:r>
+          <m:rPr>
+            <m:sty m:val="p"/>
+          </m:rPr>
+          <m:t>r</m:t>
+        </m:r>
+        <m:r>
+          <m:rPr>
+            <m:sty m:val="p"/>
+          </m:rPr>
+          <m:t>C</m:t>
+        </m:r>
+        <m:sSup>
+          <m:e>
+            <m:r>
+              <m:rPr>
+                <m:sty m:val="p"/>
+              </m:rPr>
+              <m:t>O</m:t>
+            </m:r>
+          </m:e>
+          <m:sup>
+            <m:r>
+              <m:rPr>
+                <m:sty m:val="p"/>
+              </m:rPr>
+              <m:t>+</m:t>
+            </m:r>
+          </m:sup>
+        </m:sSup>
+      </m:oMath>
+      <w:r>
+        <w:rPr>
+          <w:rFonts w:ascii="Times New Roman" w:hAnsi="Times New Roman" w:eastAsia="Times New Roman" w:cs="Times New Roman"/>
+        </w:rPr>
+        <w:t xml:space="preserve"> </w:t>
+      </w:r>
+      <w:r>
+        <w:rPr>
+          <w:rFonts w:hint="eastAsia" w:ascii="Times New Roman" w:hAnsi="Times New Roman" w:eastAsia="FangSong" w:cs="Times New Roman"/>
+        </w:rPr>
+        <w:t>的形式离去</w:t>
+      </w:r>
+      <w:r>
+        <w:rPr>
+          <w:rFonts w:hint="eastAsia" w:ascii="Times New Roman" w:hAnsi="Times New Roman" w:eastAsia="Times New Roman" w:cs="Times New Roman"/>
+        </w:rPr>
+        <w:t>。</w:t>
+      </w:r>
+      <w:r>
+        <w:rPr>
+          <w:rFonts w:hint="eastAsia" w:ascii="Times New Roman" w:hAnsi="Times New Roman" w:eastAsia="FangSong" w:cs="Times New Roman"/>
+        </w:rPr>
+        <w:t>由于这两个基团离去能力都不强</w:t>
+      </w:r>
+      <w:r>
+        <w:rPr>
+          <w:rFonts w:hint="eastAsia" w:ascii="Times New Roman" w:hAnsi="Times New Roman" w:eastAsia="Times New Roman" w:cs="Times New Roman"/>
+        </w:rPr>
+        <w:t>，</w:t>
+      </w:r>
+      <w:r>
+        <w:rPr>
+          <w:rFonts w:hint="eastAsia" w:ascii="Times New Roman" w:hAnsi="Times New Roman" w:eastAsia="FangSong" w:cs="Times New Roman"/>
+        </w:rPr>
+        <w:t>因此它们最好</w:t>
+      </w:r>
+      <w:r>
+        <w:rPr>
+          <w:rFonts w:hint="eastAsia" w:ascii="Times New Roman" w:hAnsi="Times New Roman" w:eastAsia="FangSong" w:cs="Times New Roman"/>
+          <w:b/>
+          <w:bCs/>
+        </w:rPr>
+        <w:t xml:space="preserve">同步离去</w:t>
+      </w:r>
+      <w:r>
+        <w:rPr>
+          <w:rFonts w:hint="eastAsia" w:ascii="Times New Roman" w:hAnsi="Times New Roman" w:eastAsia="Times New Roman" w:cs="Times New Roman"/>
+        </w:rPr>
+        <w:t>，</w:t>
+      </w:r>
+      <w:r>
+        <w:rPr>
+          <w:rFonts w:hint="eastAsia" w:ascii="Times New Roman" w:hAnsi="Times New Roman" w:eastAsia="FangSong" w:cs="Times New Roman"/>
+        </w:rPr>
+        <w:t>并在离去的同时形成</w:t>
+      </w:r>
+      <w:r>
+        <w:rPr>
+          <w:rFonts w:ascii="Times New Roman" w:hAnsi="Times New Roman" w:eastAsia="Times New Roman" w:cs="Times New Roman"/>
+        </w:rPr>
+        <w:t xml:space="preserve"> </w:t>
+      </w:r>
+      <m:oMath>
+        <m:oMathPr>
+          <m:ctrlPr>
+            <w:rPr>
+              <w:sz w:val="28"/>
+              <w:szCs w:val="28"/>
+            </w:rPr>
+          </m:ctrlPr>
+        </m:oMathPr>
+        <m:r>
+          <m:rPr>
+            <m:sty m:val="p"/>
+          </m:rPr>
+          <m:t>A</m:t>
+        </m:r>
+        <m:r>
+          <m:rPr>
+            <m:sty m:val="p"/>
+          </m:rPr>
+          <m:t>r</m:t>
+        </m:r>
+        <m:r>
+          <m:rPr>
+            <m:sty m:val="p"/>
+          </m:rPr>
+          <m:t>C</m:t>
+        </m:r>
+        <m:r>
+          <m:rPr>
+            <m:sty m:val="p"/>
+          </m:rPr>
+          <m:t>(</m:t>
+        </m:r>
+        <m:r>
+          <m:rPr>
+            <m:sty m:val="p"/>
+          </m:rPr>
+          <m:t>O</m:t>
+        </m:r>
+        <m:r>
+          <m:rPr>
+            <m:sty m:val="p"/>
+          </m:rPr>
+          <m:t>)</m:t>
+        </m:r>
+        <m:r>
+          <m:rPr>
+            <m:sty m:val="p"/>
+          </m:rPr>
+          <m:t>−</m:t>
+        </m:r>
+        <m:r>
+          <m:rPr>
+            <m:sty m:val="p"/>
+          </m:rPr>
+          <m:t>O</m:t>
+        </m:r>
+        <m:r>
+          <m:rPr>
+            <m:sty m:val="p"/>
+          </m:rPr>
+          <m:t>B</m:t>
+        </m:r>
+        <m:r>
+          <m:rPr>
+            <m:sty m:val="p"/>
+          </m:rPr>
+          <m:t>n</m:t>
+        </m:r>
+      </m:oMath>
+      <w:r>
+        <w:rPr>
+          <w:rFonts w:ascii="Times New Roman" w:hAnsi="Times New Roman" w:eastAsia="Times New Roman" w:cs="Times New Roman"/>
+        </w:rPr>
+        <w:t xml:space="preserve"> </w:t>
+      </w:r>
+      <w:r>
+        <w:rPr>
+          <w:rFonts w:hint="eastAsia" w:ascii="Times New Roman" w:hAnsi="Times New Roman" w:eastAsia="FangSong" w:cs="Times New Roman"/>
+        </w:rPr>
+        <w:t>酯键</w:t>
+      </w:r>
+      <w:r>
+        <w:rPr>
+          <w:rFonts w:hint="eastAsia" w:ascii="Times New Roman" w:hAnsi="Times New Roman" w:eastAsia="Times New Roman" w:cs="Times New Roman"/>
+        </w:rPr>
+        <w:t>，</w:t>
+      </w:r>
+      <w:r>
+        <w:rPr>
+          <w:rFonts w:hint="eastAsia" w:ascii="Times New Roman" w:hAnsi="Times New Roman" w:eastAsia="FangSong" w:cs="Times New Roman"/>
+        </w:rPr>
+        <w:t>这样就能有效降低反应的活化能</w:t>
+      </w:r>
+      <w:r>
+        <w:rPr>
+          <w:rFonts w:hint="eastAsia" w:ascii="Times New Roman" w:hAnsi="Times New Roman" w:eastAsia="Times New Roman" w:cs="Times New Roman"/>
+        </w:rPr>
+        <w:t>，</w:t>
+      </w:r>
+      <w:r>
+        <w:rPr>
+          <w:rFonts w:hint="eastAsia" w:ascii="Times New Roman" w:hAnsi="Times New Roman" w:eastAsia="FangSong" w:cs="Times New Roman"/>
+        </w:rPr>
+        <w:t>得到</w:t>
+      </w:r>
+      <w:r>
+        <w:rPr>
+          <w:rFonts w:hint="eastAsia" w:ascii="Times New Roman" w:hAnsi="Times New Roman" w:eastAsia="FangSong" w:cs="Times New Roman"/>
+          <w:b/>
+          <w:bCs/>
+        </w:rPr>
+        <w:t xml:space="preserve">氮宾中间体</w:t>
+      </w:r>
+      <w:r>
+        <w:rPr>
+          <w:rFonts w:ascii="Times New Roman" w:hAnsi="Times New Roman" w:eastAsia="Times New Roman" w:cs="Times New Roman"/>
+        </w:rPr>
+        <w:t xml:space="preserve">。</w:t>
+      </w:r>
+    </w:p>
+    <w:p>
+      <w:pPr>
+        <w:pStyle w:val="BodyText"/>
+      </w:pPr>
+      <w:r>
+        <w:rPr>
+          <w:rFonts w:hint="eastAsia" w:ascii="Times New Roman" w:hAnsi="Times New Roman" w:eastAsia="FangSong" w:cs="Times New Roman"/>
+        </w:rPr>
+        <w:t xml:space="preserve">最后通过</w:t>
+      </w:r>
+      <w:r>
+        <w:rPr>
+          <w:rFonts w:hint="eastAsia" w:ascii="Times New Roman" w:hAnsi="Times New Roman" w:eastAsia="FangSong" w:cs="Times New Roman"/>
+          <w:b/>
+          <w:bCs/>
+        </w:rPr>
+        <w:t xml:space="preserve">紧密自由基对</w:t>
+      </w:r>
+      <w:r>
+        <w:rPr>
+          <w:rFonts w:hint="eastAsia" w:ascii="Times New Roman" w:hAnsi="Times New Roman" w:eastAsia="FangSong" w:cs="Times New Roman"/>
+        </w:rPr>
+        <w:t>过程</w:t>
+      </w:r>
+      <w:r>
+        <w:rPr>
+          <w:rFonts w:hint="eastAsia" w:ascii="Times New Roman" w:hAnsi="Times New Roman" w:eastAsia="Times New Roman" w:cs="Times New Roman"/>
+        </w:rPr>
+        <w:t>，</w:t>
+      </w:r>
+      <w:r>
+        <w:rPr>
+          <w:rFonts w:hint="eastAsia" w:ascii="Times New Roman" w:hAnsi="Times New Roman" w:eastAsia="FangSong" w:cs="Times New Roman"/>
+        </w:rPr>
+        <w:t>氮气离去</w:t>
+      </w:r>
+      <w:r>
+        <w:rPr>
+          <w:rFonts w:hint="eastAsia" w:ascii="Times New Roman" w:hAnsi="Times New Roman" w:eastAsia="Times New Roman" w:cs="Times New Roman"/>
+        </w:rPr>
+        <w:t>，</w:t>
+      </w:r>
+      <w:r>
+        <w:rPr>
+          <w:rFonts w:hint="eastAsia" w:ascii="Times New Roman" w:hAnsi="Times New Roman" w:eastAsia="FangSong" w:cs="Times New Roman"/>
+        </w:rPr>
+        <w:t>得到</w:t>
+      </w:r>
+      <w:r>
+        <w:rPr>
+          <w:rFonts w:ascii="Times New Roman" w:hAnsi="Times New Roman" w:eastAsia="Times New Roman" w:cs="Times New Roman"/>
+        </w:rPr>
+        <w:t xml:space="preserve"> C-C </w:t>
+      </w:r>
+      <w:r>
+        <w:rPr>
+          <w:rFonts w:hint="eastAsia" w:ascii="Times New Roman" w:hAnsi="Times New Roman" w:eastAsia="FangSong" w:cs="Times New Roman"/>
+        </w:rPr>
+        <w:t>键偶联产物</w:t>
+      </w:r>
+      <w:r>
+        <w:rPr>
+          <w:rFonts w:hint="eastAsia" w:ascii="Times New Roman" w:hAnsi="Times New Roman" w:eastAsia="Times New Roman" w:cs="Times New Roman"/>
+        </w:rPr>
+        <w:t>。</w:t>
+      </w:r>
+    </w:p>
+    <w:bookmarkStart w:id="119" w:name="dyotropic-重排"/>
+    <w:p>
+      <w:pPr>
+        <w:pStyle w:val="Heading3"/>
+        <w:spacing w:before="280" w:after="120"/>
+      </w:pPr>
+      <w:r>
+        <w:rPr>
+          <w:rFonts w:ascii="Times New Roman" w:hAnsi="Times New Roman" w:eastAsia="Times New Roman" w:cs="Times New Roman"/>
+        </w:rPr>
+        <w:t xml:space="preserve">10-4 Dyotropic </w:t>
+      </w:r>
+      <w:r>
+        <w:rPr>
+          <w:rFonts w:hint="eastAsia" w:ascii="Times New Roman" w:hAnsi="Times New Roman" w:eastAsia="SimHei" w:cs="Times New Roman"/>
+        </w:rPr>
+        <w:t xml:space="preserve">重排</w:t>
+      </w:r>
+    </w:p>
+    <w:p>
+      <w:pPr>
+        <w:pStyle w:val="FirstParagraph"/>
+      </w:pPr>
+      <w:r>
+        <w:rPr>
+          <w:rFonts w:hint="eastAsia" w:ascii="Times New Roman" w:hAnsi="Times New Roman" w:eastAsia="FangSong" w:cs="Times New Roman"/>
+        </w:rPr>
+        <w:t xml:space="preserve">双重重排反应本质上属于</w:t>
+      </w:r>
+      <w:r>
+        <w:rPr>
+          <w:rFonts w:hint="eastAsia" w:ascii="Times New Roman" w:hAnsi="Times New Roman" w:eastAsia="FangSong" w:cs="Times New Roman"/>
+          <w:b/>
+          <w:bCs/>
+        </w:rPr>
+        <w:t xml:space="preserve">周环反应</w:t>
+      </w:r>
+      <w:r>
+        <w:rPr>
+          <w:rFonts w:hint="eastAsia" w:ascii="Times New Roman" w:hAnsi="Times New Roman" w:eastAsia="Times New Roman" w:cs="Times New Roman"/>
+        </w:rPr>
+        <w:t>，</w:t>
+      </w:r>
+      <w:r>
+        <w:rPr>
+          <w:rFonts w:hint="eastAsia" w:ascii="Times New Roman" w:hAnsi="Times New Roman" w:eastAsia="FangSong" w:cs="Times New Roman"/>
+        </w:rPr>
+        <w:t>具有高度的立体专一性</w:t>
+      </w:r>
+      <w:r>
+        <w:rPr>
+          <w:rFonts w:hint="eastAsia" w:ascii="Times New Roman" w:hAnsi="Times New Roman" w:eastAsia="Times New Roman" w:cs="Times New Roman"/>
+        </w:rPr>
+        <w:t>。</w:t>
+      </w:r>
+      <w:r>
+        <w:rPr>
+          <w:rFonts w:hint="eastAsia" w:ascii="Times New Roman" w:hAnsi="Times New Roman" w:eastAsia="FangSong" w:cs="Times New Roman"/>
+        </w:rPr>
+        <w:t>其前线轨道分析的结论</w:t>
+      </w:r>
+      <w:r>
+        <w:rPr>
+          <w:rFonts w:hint="eastAsia" w:ascii="Times New Roman" w:hAnsi="Times New Roman" w:eastAsia="Times New Roman" w:cs="Times New Roman"/>
+        </w:rPr>
+        <w:t>：</w:t>
+      </w:r>
+      <w:r>
+        <w:rPr>
+          <w:rFonts w:ascii="Times New Roman" w:hAnsi="Times New Roman" w:eastAsia="Times New Roman" w:cs="Times New Roman"/>
+        </w:rPr>
+        <w:t xml:space="preserve"> </w:t>
+      </w:r>
+      <w:r>
+        <w:rPr>
+          <w:rFonts w:ascii="Times New Roman" w:hAnsi="Times New Roman" w:eastAsia="Times New Roman" w:cs="Times New Roman"/>
+        </w:rPr>
+        <w:t xml:space="preserve">- </w:t>
+      </w:r>
+      <w:r>
+        <w:rPr>
+          <w:rFonts w:hint="eastAsia" w:ascii="Times New Roman" w:hAnsi="Times New Roman" w:eastAsia="FangSong" w:cs="Times New Roman"/>
+        </w:rPr>
+        <w:t>至少有一个迁移基团需要具有孤对电子</w:t>
+      </w:r>
+      <w:r>
+        <w:rPr>
+          <w:rFonts w:hint="eastAsia" w:ascii="Times New Roman" w:hAnsi="Times New Roman" w:eastAsia="Times New Roman" w:cs="Times New Roman"/>
+        </w:rPr>
+        <w:t>，</w:t>
+      </w:r>
+      <w:r>
+        <w:rPr>
+          <w:rFonts w:hint="eastAsia" w:ascii="Times New Roman" w:hAnsi="Times New Roman" w:eastAsia="FangSong" w:cs="Times New Roman"/>
+        </w:rPr>
+        <w:t>或拥有符合</w:t>
+      </w:r>
+      <w:r>
+        <w:rPr>
+          <w:rFonts w:ascii="Times New Roman" w:hAnsi="Times New Roman" w:eastAsia="Times New Roman" w:cs="Times New Roman"/>
+        </w:rPr>
+        <w:t xml:space="preserve"> </w:t>
+      </w:r>
+      <m:oMath>
+        <m:r>
+          <m:t>π</m:t>
+        </m:r>
+      </m:oMath>
+      <w:r>
+        <w:rPr>
+          <w:rFonts w:ascii="Times New Roman" w:hAnsi="Times New Roman" w:eastAsia="Times New Roman" w:cs="Times New Roman"/>
+        </w:rPr>
+        <w:t xml:space="preserve"> </w:t>
+      </w:r>
+      <w:r>
+        <w:rPr>
+          <w:rFonts w:hint="eastAsia" w:ascii="Times New Roman" w:hAnsi="Times New Roman" w:eastAsia="FangSong" w:cs="Times New Roman"/>
+        </w:rPr>
+        <w:t xml:space="preserve">对称性的轨道</w:t>
+      </w:r>
+      <w:r>
+        <w:rPr>
+          <w:rFonts w:ascii="Times New Roman" w:hAnsi="Times New Roman" w:eastAsia="Times New Roman" w:cs="Times New Roman"/>
+        </w:rPr>
+        <w:t xml:space="preserve"> </w:t>
+      </w:r>
+      <w:r>
+        <w:rPr>
+          <w:rFonts w:ascii="Times New Roman" w:hAnsi="Times New Roman" w:eastAsia="Times New Roman" w:cs="Times New Roman"/>
+        </w:rPr>
+        <w:t xml:space="preserve">- </w:t>
+      </w:r>
+      <w:r>
+        <w:rPr>
+          <w:rFonts w:hint="eastAsia" w:ascii="Times New Roman" w:hAnsi="Times New Roman" w:eastAsia="FangSong" w:cs="Times New Roman"/>
+        </w:rPr>
+        <w:t xml:space="preserve">基团</w:t>
+      </w:r>
+      <w:r>
+        <w:rPr>
+          <w:rFonts w:ascii="Times New Roman" w:hAnsi="Times New Roman" w:eastAsia="Times New Roman" w:cs="Times New Roman"/>
+        </w:rPr>
+        <w:t xml:space="preserve"> X </w:t>
+      </w:r>
+      <w:r>
+        <w:rPr>
+          <w:rFonts w:hint="eastAsia" w:ascii="Times New Roman" w:hAnsi="Times New Roman" w:eastAsia="FangSong" w:cs="Times New Roman"/>
+        </w:rPr>
+        <w:t xml:space="preserve">和</w:t>
+      </w:r>
+      <w:r>
+        <w:rPr>
+          <w:rFonts w:ascii="Times New Roman" w:hAnsi="Times New Roman" w:eastAsia="Times New Roman" w:cs="Times New Roman"/>
+        </w:rPr>
+        <w:t xml:space="preserve"> Y </w:t>
+      </w:r>
+      <w:r>
+        <w:rPr>
+          <w:rFonts w:hint="eastAsia" w:ascii="Times New Roman" w:hAnsi="Times New Roman" w:eastAsia="FangSong" w:cs="Times New Roman"/>
+        </w:rPr>
+        <w:t xml:space="preserve">分别进行</w:t>
+      </w:r>
+      <w:r>
+        <w:rPr>
+          <w:rFonts w:hint="eastAsia" w:ascii="Times New Roman" w:hAnsi="Times New Roman" w:eastAsia="FangSong" w:cs="Times New Roman"/>
+          <w:b/>
+          <w:bCs/>
+        </w:rPr>
+        <w:t xml:space="preserve">同面迁移</w:t>
+      </w:r>
+      <w:r>
+        <w:rPr>
+          <w:rFonts w:ascii="Times New Roman" w:hAnsi="Times New Roman" w:eastAsia="Times New Roman" w:cs="Times New Roman"/>
+        </w:rPr>
+        <w:t xml:space="preserve"> </w:t>
+      </w:r>
+      <w:r>
+        <w:rPr>
+          <w:rFonts w:ascii="Times New Roman" w:hAnsi="Times New Roman" w:eastAsia="Times New Roman" w:cs="Times New Roman"/>
+        </w:rPr>
+        <w:t xml:space="preserve">- </w:t>
+      </w:r>
+      <w:r>
+        <w:rPr>
+          <w:rFonts w:hint="eastAsia" w:ascii="Times New Roman" w:hAnsi="Times New Roman" w:eastAsia="FangSong" w:cs="Times New Roman"/>
+        </w:rPr>
+        <w:t xml:space="preserve">若</w:t>
+      </w:r>
+      <w:r>
+        <w:rPr>
+          <w:rFonts w:ascii="Times New Roman" w:hAnsi="Times New Roman" w:eastAsia="Times New Roman" w:cs="Times New Roman"/>
+        </w:rPr>
+        <w:t xml:space="preserve"> A </w:t>
+      </w:r>
+      <w:r>
+        <w:rPr>
+          <w:rFonts w:hint="eastAsia" w:ascii="Times New Roman" w:hAnsi="Times New Roman" w:eastAsia="FangSong" w:cs="Times New Roman"/>
+        </w:rPr>
+        <w:t>和</w:t>
+      </w:r>
+      <w:r>
+        <w:rPr>
+          <w:rFonts w:hint="eastAsia" w:ascii="Times New Roman" w:hAnsi="Times New Roman" w:eastAsia="Times New Roman" w:cs="Times New Roman"/>
+        </w:rPr>
+        <w:t>/</w:t>
+      </w:r>
+      <w:r>
+        <w:rPr>
+          <w:rFonts w:hint="eastAsia" w:ascii="Times New Roman" w:hAnsi="Times New Roman" w:eastAsia="FangSong" w:cs="Times New Roman"/>
+        </w:rPr>
+        <w:t>或</w:t>
+      </w:r>
+      <w:r>
+        <w:rPr>
+          <w:rFonts w:ascii="Times New Roman" w:hAnsi="Times New Roman" w:eastAsia="Times New Roman" w:cs="Times New Roman"/>
+        </w:rPr>
+        <w:t xml:space="preserve"> B </w:t>
+      </w:r>
+      <w:r>
+        <w:rPr>
+          <w:rFonts w:hint="eastAsia" w:ascii="Times New Roman" w:hAnsi="Times New Roman" w:eastAsia="FangSong" w:cs="Times New Roman"/>
+        </w:rPr>
+        <w:t>是手性碳原子</w:t>
+      </w:r>
+      <w:r>
+        <w:rPr>
+          <w:rFonts w:hint="eastAsia" w:ascii="Times New Roman" w:hAnsi="Times New Roman" w:eastAsia="Times New Roman" w:cs="Times New Roman"/>
+        </w:rPr>
+        <w:t>，</w:t>
+      </w:r>
+      <w:r>
+        <w:rPr>
+          <w:rFonts w:hint="eastAsia" w:ascii="Times New Roman" w:hAnsi="Times New Roman" w:eastAsia="FangSong" w:cs="Times New Roman"/>
+        </w:rPr>
+        <w:t>则反应后手性发生</w:t>
+      </w:r>
+      <w:r>
+        <w:rPr>
+          <w:rFonts w:hint="eastAsia" w:ascii="Times New Roman" w:hAnsi="Times New Roman" w:eastAsia="FangSong" w:cs="Times New Roman"/>
+          <w:b/>
+          <w:bCs/>
+        </w:rPr>
+        <w:t xml:space="preserve">翻转</w:t>
+      </w:r>
+      <w:r>
+        <w:rPr>
+          <w:rFonts w:ascii="Times New Roman" w:hAnsi="Times New Roman" w:eastAsia="Times New Roman" w:cs="Times New Roman"/>
+        </w:rPr>
+        <w:t xml:space="preserve"> </w:t>
+      </w:r>
+      <w:r>
+        <w:rPr>
+          <w:rFonts w:ascii="Times New Roman" w:hAnsi="Times New Roman" w:eastAsia="Times New Roman" w:cs="Times New Roman"/>
+        </w:rPr>
+        <w:t xml:space="preserve">- </w:t>
+      </w:r>
+      <w:r>
+        <w:rPr>
+          <w:rFonts w:hint="eastAsia" w:ascii="Times New Roman" w:hAnsi="Times New Roman" w:eastAsia="FangSong" w:cs="Times New Roman"/>
+        </w:rPr>
+        <w:t xml:space="preserve">基团</w:t>
+      </w:r>
+      <w:r>
+        <w:rPr>
+          <w:rFonts w:ascii="Times New Roman" w:hAnsi="Times New Roman" w:eastAsia="Times New Roman" w:cs="Times New Roman"/>
+        </w:rPr>
+        <w:t xml:space="preserve"> X </w:t>
+      </w:r>
+      <w:r>
+        <w:rPr>
+          <w:rFonts w:hint="eastAsia" w:ascii="Times New Roman" w:hAnsi="Times New Roman" w:eastAsia="FangSong" w:cs="Times New Roman"/>
+        </w:rPr>
+        <w:t xml:space="preserve">和</w:t>
+      </w:r>
+      <w:r>
+        <w:rPr>
+          <w:rFonts w:ascii="Times New Roman" w:hAnsi="Times New Roman" w:eastAsia="Times New Roman" w:cs="Times New Roman"/>
+        </w:rPr>
+        <w:t xml:space="preserve"> Y </w:t>
+      </w:r>
+      <w:r>
+        <w:rPr>
+          <w:rFonts w:hint="eastAsia" w:ascii="Times New Roman" w:hAnsi="Times New Roman" w:eastAsia="FangSong" w:cs="Times New Roman"/>
+        </w:rPr>
+        <w:t xml:space="preserve">中的手性碳构型</w:t>
+      </w:r>
+      <w:r>
+        <w:rPr>
+          <w:rFonts w:hint="eastAsia" w:ascii="Times New Roman" w:hAnsi="Times New Roman" w:eastAsia="FangSong" w:cs="Times New Roman"/>
+          <w:b/>
+          <w:bCs/>
+        </w:rPr>
+        <w:t xml:space="preserve">不变</w:t>
+      </w:r>
+    </w:p>
+    <w:p>
+      <w:pPr>
+        <w:pStyle w:val="BodyText"/>
+      </w:pPr>
+      <w:r>
+        <w:rPr>
+          <w:rFonts w:ascii="Times New Roman" w:hAnsi="Times New Roman" w:eastAsia="Times New Roman" w:cs="Times New Roman"/>
+          <w:b/>
+          <w:bCs/>
+        </w:rPr>
+        <w:t xml:space="preserve">10-4-1</w:t>
+      </w:r>
+      <w:r>
+        <w:rPr>
+          <w:rFonts w:hint="eastAsia" w:ascii="Times New Roman" w:hAnsi="Times New Roman" w:eastAsia="Times New Roman" w:cs="Times New Roman"/>
+        </w:rPr>
+        <w:t xml:space="preserve">：</w:t>
+      </w:r>
+      <m:oMath>
+        <m:r>
+          <m:t>γ</m:t>
+        </m:r>
+      </m:oMath>
+      <w:r>
+        <w:rPr>
+          <w:rFonts w:hint="eastAsia" w:ascii="Times New Roman" w:hAnsi="Times New Roman" w:eastAsia="Times New Roman" w:cs="Times New Roman"/>
+        </w:rPr>
+        <w:t>-</w:t>
+      </w:r>
+      <w:r>
+        <w:rPr>
+          <w:rFonts w:hint="eastAsia" w:ascii="Times New Roman" w:hAnsi="Times New Roman" w:eastAsia="FangSong" w:cs="Times New Roman"/>
+        </w:rPr>
+        <w:t>内酯在</w:t>
+      </w:r>
+      <w:r>
+        <w:rPr>
+          <w:rFonts w:ascii="Times New Roman" w:hAnsi="Times New Roman" w:eastAsia="Times New Roman" w:cs="Times New Roman"/>
+        </w:rPr>
+        <w:t xml:space="preserve"> Lewis </w:t>
+      </w:r>
+      <w:r>
+        <w:rPr>
+          <w:rFonts w:hint="eastAsia" w:ascii="Times New Roman" w:hAnsi="Times New Roman" w:eastAsia="FangSong" w:cs="Times New Roman"/>
+        </w:rPr>
+        <w:t>酸的作用下发生双重重排反应进行扩环</w:t>
+      </w:r>
+      <w:r>
+        <w:rPr>
+          <w:rFonts w:hint="eastAsia" w:ascii="Times New Roman" w:hAnsi="Times New Roman" w:eastAsia="Times New Roman" w:cs="Times New Roman"/>
+        </w:rPr>
+        <w:t>，</w:t>
+      </w:r>
+      <w:r>
+        <w:rPr>
+          <w:rFonts w:hint="eastAsia" w:ascii="Times New Roman" w:hAnsi="Times New Roman" w:eastAsia="FangSong" w:cs="Times New Roman"/>
+        </w:rPr>
+        <w:t>反应的驱动力为</w:t>
+      </w:r>
+      <w:r>
+        <w:rPr>
+          <w:rFonts w:hint="eastAsia" w:ascii="Times New Roman" w:hAnsi="Times New Roman" w:eastAsia="FangSong" w:cs="Times New Roman"/>
+          <w:b/>
+          <w:bCs/>
+        </w:rPr>
+        <w:t xml:space="preserve">小环张力的释放</w:t>
+      </w:r>
+      <w:r>
+        <w:rPr>
+          <w:rFonts w:hint="eastAsia" w:ascii="Times New Roman" w:hAnsi="Times New Roman" w:eastAsia="Times New Roman" w:cs="Times New Roman"/>
+        </w:rPr>
+        <w:t>。</w:t>
+      </w:r>
+      <w:r>
+        <w:rPr>
+          <w:rFonts w:hint="eastAsia" w:ascii="Times New Roman" w:hAnsi="Times New Roman" w:eastAsia="FangSong" w:cs="Times New Roman"/>
+        </w:rPr>
+        <w:t>在重排过程中</w:t>
+      </w:r>
+      <w:r>
+        <w:rPr>
+          <w:rFonts w:hint="eastAsia" w:ascii="Times New Roman" w:hAnsi="Times New Roman" w:eastAsia="Times New Roman" w:cs="Times New Roman"/>
+        </w:rPr>
+        <w:t>，</w:t>
+      </w:r>
+      <w:r>
+        <w:rPr>
+          <w:rFonts w:hint="eastAsia" w:ascii="Times New Roman" w:hAnsi="Times New Roman" w:eastAsia="FangSong" w:cs="Times New Roman"/>
+        </w:rPr>
+        <w:t>两个迁移基团呈</w:t>
+      </w:r>
+      <w:r>
+        <w:rPr>
+          <w:rFonts w:hint="eastAsia" w:ascii="Times New Roman" w:hAnsi="Times New Roman" w:eastAsia="FangSong" w:cs="Times New Roman"/>
+          <w:b/>
+          <w:bCs/>
+        </w:rPr>
+        <w:t xml:space="preserve">反式共平面</w:t>
+      </w:r>
+      <w:r>
+        <w:rPr>
+          <w:rFonts w:hint="eastAsia" w:ascii="Times New Roman" w:hAnsi="Times New Roman" w:eastAsia="FangSong" w:cs="Times New Roman"/>
+        </w:rPr>
+        <w:t>的空间关系</w:t>
+      </w:r>
+      <w:r>
+        <w:rPr>
+          <w:rFonts w:hint="eastAsia" w:ascii="Times New Roman" w:hAnsi="Times New Roman" w:eastAsia="Times New Roman" w:cs="Times New Roman"/>
+        </w:rPr>
+        <w:t>，</w:t>
+      </w:r>
+      <w:r>
+        <w:rPr>
+          <w:rFonts w:hint="eastAsia" w:ascii="Times New Roman" w:hAnsi="Times New Roman" w:eastAsia="FangSong" w:cs="Times New Roman"/>
+        </w:rPr>
+        <w:t>以满足过渡态中最大化的轨道重叠</w:t>
+      </w:r>
+      <w:r>
+        <w:rPr>
+          <w:rFonts w:hint="eastAsia" w:ascii="Times New Roman" w:hAnsi="Times New Roman" w:eastAsia="Times New Roman" w:cs="Times New Roman"/>
+        </w:rPr>
+        <w:t>。</w:t>
+      </w:r>
+      <w:r>
+        <w:rPr>
+          <w:rFonts w:hint="eastAsia" w:ascii="Times New Roman" w:hAnsi="Times New Roman" w:eastAsia="FangSong" w:cs="Times New Roman"/>
+        </w:rPr>
+        <w:t>产物为</w:t>
+      </w:r>
+      <w:r>
+        <w:rPr>
+          <w:rFonts w:hint="eastAsia" w:ascii="Times New Roman" w:hAnsi="Times New Roman" w:eastAsia="FangSong" w:cs="Times New Roman"/>
+          <w:b/>
+          <w:bCs/>
+        </w:rPr>
+        <w:t xml:space="preserve">五元环内酯</w:t>
+      </w:r>
+      <w:r>
+        <w:rPr>
+          <w:rFonts w:ascii="Times New Roman" w:hAnsi="Times New Roman" w:eastAsia="Times New Roman" w:cs="Times New Roman"/>
+        </w:rPr>
+        <w:t xml:space="preserve">。</w:t>
+      </w:r>
+    </w:p>
+    <w:p>
+      <w:pPr>
+        <w:pStyle w:val="BodyText"/>
+      </w:pPr>
+      <w:r>
+        <w:rPr>
+          <w:rFonts w:ascii="Times New Roman" w:hAnsi="Times New Roman" w:eastAsia="Times New Roman" w:cs="Times New Roman"/>
+          <w:b/>
+          <w:bCs/>
+        </w:rPr>
+        <w:t xml:space="preserve">10-4-2</w:t>
+      </w:r>
+      <w:r>
+        <w:rPr>
+          <w:rFonts w:hint="eastAsia" w:ascii="Times New Roman" w:hAnsi="Times New Roman" w:eastAsia="Times New Roman" w:cs="Times New Roman"/>
+        </w:rPr>
+        <w:t>：</w:t>
+      </w:r>
+      <w:r>
+        <w:rPr>
+          <w:rFonts w:hint="eastAsia" w:ascii="Times New Roman" w:hAnsi="Times New Roman" w:eastAsia="FangSong" w:cs="Times New Roman"/>
+        </w:rPr>
+        <w:t>与</w:t>
+      </w:r>
+      <w:r>
+        <w:rPr>
+          <w:rFonts w:ascii="Times New Roman" w:hAnsi="Times New Roman" w:eastAsia="Times New Roman" w:cs="Times New Roman"/>
+        </w:rPr>
+        <w:t xml:space="preserve"> 10-4-1 </w:t>
+      </w:r>
+      <w:r>
+        <w:rPr>
+          <w:rFonts w:hint="eastAsia" w:ascii="Times New Roman" w:hAnsi="Times New Roman" w:eastAsia="FangSong" w:cs="Times New Roman"/>
+        </w:rPr>
+        <w:t>类似</w:t>
+      </w:r>
+      <w:r>
+        <w:rPr>
+          <w:rFonts w:hint="eastAsia" w:ascii="Times New Roman" w:hAnsi="Times New Roman" w:eastAsia="Times New Roman" w:cs="Times New Roman"/>
+        </w:rPr>
+        <w:t>，</w:t>
+      </w:r>
+      <w:r>
+        <w:rPr>
+          <w:rFonts w:hint="eastAsia" w:ascii="Times New Roman" w:hAnsi="Times New Roman" w:eastAsia="FangSong" w:cs="Times New Roman"/>
+        </w:rPr>
+        <w:t>仍为</w:t>
+      </w:r>
+      <w:r>
+        <w:rPr>
+          <w:rFonts w:ascii="Times New Roman" w:hAnsi="Times New Roman" w:eastAsia="Times New Roman" w:cs="Times New Roman"/>
+        </w:rPr>
+        <w:t xml:space="preserve"> </w:t>
+      </w:r>
+      <m:oMath>
+        <m:r>
+          <m:t>γ</m:t>
+        </m:r>
+      </m:oMath>
+      <w:r>
+        <w:rPr>
+          <w:rFonts w:hint="eastAsia" w:ascii="Times New Roman" w:hAnsi="Times New Roman" w:eastAsia="Times New Roman" w:cs="Times New Roman"/>
+        </w:rPr>
+        <w:t>-</w:t>
+      </w:r>
+      <w:r>
+        <w:rPr>
+          <w:rFonts w:hint="eastAsia" w:ascii="Times New Roman" w:hAnsi="Times New Roman" w:eastAsia="FangSong" w:cs="Times New Roman"/>
+        </w:rPr>
+        <w:t>内酯的扩环重排</w:t>
+      </w:r>
+      <w:r>
+        <w:rPr>
+          <w:rFonts w:hint="eastAsia" w:ascii="Times New Roman" w:hAnsi="Times New Roman" w:eastAsia="Times New Roman" w:cs="Times New Roman"/>
+        </w:rPr>
+        <w:t>。</w:t>
+      </w:r>
+      <w:r>
+        <w:rPr>
+          <w:rFonts w:hint="eastAsia" w:ascii="Times New Roman" w:hAnsi="Times New Roman" w:eastAsia="FangSong" w:cs="Times New Roman"/>
+        </w:rPr>
+        <w:t>但需要注意除</w:t>
+      </w:r>
+      <w:r>
+        <w:rPr>
+          <w:rFonts w:ascii="Times New Roman" w:hAnsi="Times New Roman" w:eastAsia="Times New Roman" w:cs="Times New Roman"/>
+        </w:rPr>
+        <w:t xml:space="preserve"> C-O </w:t>
+      </w:r>
+      <w:r>
+        <w:rPr>
+          <w:rFonts w:hint="eastAsia" w:ascii="Times New Roman" w:hAnsi="Times New Roman" w:eastAsia="FangSong" w:cs="Times New Roman"/>
+        </w:rPr>
+        <w:t>键迁移外</w:t>
+      </w:r>
+      <w:r>
+        <w:rPr>
+          <w:rFonts w:hint="eastAsia" w:ascii="Times New Roman" w:hAnsi="Times New Roman" w:eastAsia="Times New Roman" w:cs="Times New Roman"/>
+        </w:rPr>
+        <w:t>，</w:t>
+      </w:r>
+      <w:r>
+        <w:rPr>
+          <w:rFonts w:hint="eastAsia" w:ascii="Times New Roman" w:hAnsi="Times New Roman" w:eastAsia="FangSong" w:cs="Times New Roman"/>
+        </w:rPr>
+        <w:t>另一个迁移的是</w:t>
+      </w:r>
+      <w:r>
+        <w:rPr>
+          <w:rFonts w:ascii="Times New Roman" w:hAnsi="Times New Roman" w:eastAsia="Times New Roman" w:cs="Times New Roman"/>
+        </w:rPr>
+        <w:t xml:space="preserve"> </w:t>
+      </w:r>
+      <w:r>
+        <w:rPr>
+          <w:rFonts w:ascii="Times New Roman" w:hAnsi="Times New Roman" w:eastAsia="Times New Roman" w:cs="Times New Roman"/>
+          <w:b/>
+          <w:bCs/>
+        </w:rPr>
+        <w:t xml:space="preserve">C-H </w:t>
+      </w:r>
+      <w:r>
+        <w:rPr>
+          <w:rFonts w:hint="eastAsia" w:ascii="Times New Roman" w:hAnsi="Times New Roman" w:eastAsia="FangSong" w:cs="Times New Roman"/>
+          <w:b/>
+          <w:bCs/>
+        </w:rPr>
+        <w:t xml:space="preserve">键</w:t>
+      </w:r>
+      <w:r>
+        <w:rPr>
+          <w:rFonts w:hint="eastAsia" w:ascii="Times New Roman" w:hAnsi="Times New Roman" w:eastAsia="FangSong" w:cs="Times New Roman"/>
+        </w:rPr>
+        <w:t xml:space="preserve">而非</w:t>
+      </w:r>
+      <w:r>
+        <w:rPr>
+          <w:rFonts w:ascii="Times New Roman" w:hAnsi="Times New Roman" w:eastAsia="Times New Roman" w:cs="Times New Roman"/>
+        </w:rPr>
+        <w:t xml:space="preserve"> C-C </w:t>
+      </w:r>
+      <w:r>
+        <w:rPr>
+          <w:rFonts w:hint="eastAsia" w:ascii="Times New Roman" w:hAnsi="Times New Roman" w:eastAsia="FangSong" w:cs="Times New Roman"/>
+        </w:rPr>
+        <w:t>键</w:t>
+      </w:r>
+      <w:r>
+        <w:rPr>
+          <w:rFonts w:hint="eastAsia" w:ascii="Times New Roman" w:hAnsi="Times New Roman" w:eastAsia="Times New Roman" w:cs="Times New Roman"/>
+        </w:rPr>
+        <w:t>。</w:t>
+      </w:r>
+      <w:r>
+        <w:rPr>
+          <w:rFonts w:hint="eastAsia" w:ascii="Times New Roman" w:hAnsi="Times New Roman" w:eastAsia="FangSong" w:cs="Times New Roman"/>
+        </w:rPr>
+        <w:t>若</w:t>
+      </w:r>
+      <w:r>
+        <w:rPr>
+          <w:rFonts w:ascii="Times New Roman" w:hAnsi="Times New Roman" w:eastAsia="Times New Roman" w:cs="Times New Roman"/>
+        </w:rPr>
+        <w:t xml:space="preserve"> C-C </w:t>
+      </w:r>
+      <w:r>
+        <w:rPr>
+          <w:rFonts w:hint="eastAsia" w:ascii="Times New Roman" w:hAnsi="Times New Roman" w:eastAsia="FangSong" w:cs="Times New Roman"/>
+        </w:rPr>
+        <w:t>键迁移</w:t>
+      </w:r>
+      <w:r>
+        <w:rPr>
+          <w:rFonts w:hint="eastAsia" w:ascii="Times New Roman" w:hAnsi="Times New Roman" w:eastAsia="Times New Roman" w:cs="Times New Roman"/>
+        </w:rPr>
+        <w:t>，</w:t>
+      </w:r>
+      <w:r>
+        <w:rPr>
+          <w:rFonts w:hint="eastAsia" w:ascii="Times New Roman" w:hAnsi="Times New Roman" w:eastAsia="FangSong" w:cs="Times New Roman"/>
+        </w:rPr>
+        <w:t>则六元环结构会扩环为七元环结构</w:t>
+      </w:r>
+      <w:r>
+        <w:rPr>
+          <w:rFonts w:hint="eastAsia" w:ascii="Times New Roman" w:hAnsi="Times New Roman" w:eastAsia="Times New Roman" w:cs="Times New Roman"/>
+        </w:rPr>
+        <w:t>，</w:t>
+      </w:r>
+      <w:r>
+        <w:rPr>
+          <w:rFonts w:hint="eastAsia" w:ascii="Times New Roman" w:hAnsi="Times New Roman" w:eastAsia="FangSong" w:cs="Times New Roman"/>
+        </w:rPr>
+        <w:t>稳定性降低</w:t>
+      </w:r>
+      <w:r>
+        <w:rPr>
+          <w:rFonts w:hint="eastAsia" w:ascii="Times New Roman" w:hAnsi="Times New Roman" w:eastAsia="Times New Roman" w:cs="Times New Roman"/>
+        </w:rPr>
+        <w:t>。</w:t>
+      </w:r>
+    </w:p>
+    <w:p>
+      <w:pPr>
+        <w:pStyle w:val="BodyText"/>
+      </w:pPr>
+      <w:r>
+        <w:rPr>
+          <w:rFonts w:ascii="Times New Roman" w:hAnsi="Times New Roman" w:eastAsia="Times New Roman" w:cs="Times New Roman"/>
+          <w:b/>
+          <w:bCs/>
+        </w:rPr>
+        <w:t xml:space="preserve">10-4-3</w:t>
+      </w:r>
+      <w:r>
+        <w:rPr>
+          <w:rFonts w:hint="eastAsia" w:ascii="Times New Roman" w:hAnsi="Times New Roman" w:eastAsia="Times New Roman" w:cs="Times New Roman"/>
+        </w:rPr>
+        <w:t>：</w:t>
+      </w:r>
+      <w:r>
+        <w:rPr>
+          <w:rFonts w:hint="eastAsia" w:ascii="Times New Roman" w:hAnsi="Times New Roman" w:eastAsia="FangSong" w:cs="Times New Roman"/>
+        </w:rPr>
+        <w:t>二甲基铜锂与二氢呋喃锂反应</w:t>
+      </w:r>
+      <w:r>
+        <w:rPr>
+          <w:rFonts w:hint="eastAsia" w:ascii="Times New Roman" w:hAnsi="Times New Roman" w:eastAsia="Times New Roman" w:cs="Times New Roman"/>
+        </w:rPr>
+        <w:t>，</w:t>
+      </w:r>
+      <w:r>
+        <w:rPr>
+          <w:rFonts w:hint="eastAsia" w:ascii="Times New Roman" w:hAnsi="Times New Roman" w:eastAsia="FangSong" w:cs="Times New Roman"/>
+        </w:rPr>
+        <w:t>是一个配位</w:t>
+      </w:r>
+      <w:r>
+        <w:rPr>
+          <w:rFonts w:hint="eastAsia" w:ascii="Times New Roman" w:hAnsi="Times New Roman" w:eastAsia="Times New Roman" w:cs="Times New Roman"/>
+        </w:rPr>
+        <w:t>（</w:t>
+      </w:r>
+      <w:r>
+        <w:rPr>
+          <w:rFonts w:hint="eastAsia" w:ascii="Times New Roman" w:hAnsi="Times New Roman" w:eastAsia="FangSong" w:cs="Times New Roman"/>
+        </w:rPr>
+        <w:t>转金属化</w:t>
+      </w:r>
+      <w:r>
+        <w:rPr>
+          <w:rFonts w:hint="eastAsia" w:ascii="Times New Roman" w:hAnsi="Times New Roman" w:eastAsia="Times New Roman" w:cs="Times New Roman"/>
+        </w:rPr>
+        <w:t>）</w:t>
+      </w:r>
+      <w:r>
+        <w:rPr>
+          <w:rFonts w:hint="eastAsia" w:ascii="Times New Roman" w:hAnsi="Times New Roman" w:eastAsia="FangSong" w:cs="Times New Roman"/>
+        </w:rPr>
+        <w:t>过程</w:t>
+      </w:r>
+      <w:r>
+        <w:rPr>
+          <w:rFonts w:hint="eastAsia" w:ascii="Times New Roman" w:hAnsi="Times New Roman" w:eastAsia="Times New Roman" w:cs="Times New Roman"/>
+        </w:rPr>
+        <w:t>，</w:t>
+      </w:r>
+      <w:r>
+        <w:rPr>
+          <w:rFonts w:hint="eastAsia" w:ascii="Times New Roman" w:hAnsi="Times New Roman" w:eastAsia="FangSong" w:cs="Times New Roman"/>
+        </w:rPr>
+        <w:t>得到四配位的</w:t>
+      </w:r>
+      <w:r>
+        <w:rPr>
+          <w:rFonts w:ascii="Times New Roman" w:hAnsi="Times New Roman" w:eastAsia="Times New Roman" w:cs="Times New Roman"/>
+        </w:rPr>
+        <w:t xml:space="preserve"> Cu(I) </w:t>
+      </w:r>
+      <w:r>
+        <w:rPr>
+          <w:rFonts w:hint="eastAsia" w:ascii="Times New Roman" w:hAnsi="Times New Roman" w:eastAsia="FangSong" w:cs="Times New Roman"/>
+        </w:rPr>
+        <w:t>负离子中间体</w:t>
+      </w:r>
+      <w:r>
+        <w:rPr>
+          <w:rFonts w:hint="eastAsia" w:ascii="Times New Roman" w:hAnsi="Times New Roman" w:eastAsia="Times New Roman" w:cs="Times New Roman"/>
+        </w:rPr>
+        <w:t>；</w:t>
+      </w:r>
+      <w:r>
+        <w:rPr>
+          <w:rFonts w:hint="eastAsia" w:ascii="Times New Roman" w:hAnsi="Times New Roman" w:eastAsia="FangSong" w:cs="Times New Roman"/>
+        </w:rPr>
+        <w:t>随后在</w:t>
+      </w:r>
+      <w:r>
+        <w:rPr>
+          <w:rFonts w:ascii="Times New Roman" w:hAnsi="Times New Roman" w:eastAsia="Times New Roman" w:cs="Times New Roman"/>
+        </w:rPr>
+        <w:t xml:space="preserve"> C-Cu </w:t>
+      </w:r>
+      <w:r>
+        <w:rPr>
+          <w:rFonts w:hint="eastAsia" w:ascii="Times New Roman" w:hAnsi="Times New Roman" w:eastAsia="FangSong" w:cs="Times New Roman"/>
+        </w:rPr>
+        <w:t>键上发生双重重排反应</w:t>
+      </w:r>
+      <w:r>
+        <w:rPr>
+          <w:rFonts w:hint="eastAsia" w:ascii="Times New Roman" w:hAnsi="Times New Roman" w:eastAsia="Times New Roman" w:cs="Times New Roman"/>
+        </w:rPr>
+        <w:t>，</w:t>
+      </w:r>
+      <w:r>
+        <w:rPr>
+          <w:rFonts w:hint="eastAsia" w:ascii="Times New Roman" w:hAnsi="Times New Roman" w:eastAsia="FangSong" w:cs="Times New Roman"/>
+        </w:rPr>
+        <w:t>转化为</w:t>
+      </w:r>
+      <w:r>
+        <w:rPr>
+          <w:rFonts w:hint="eastAsia" w:ascii="Times New Roman" w:hAnsi="Times New Roman" w:eastAsia="Times New Roman" w:cs="Times New Roman"/>
+        </w:rPr>
+        <w:t>「</w:t>
+      </w:r>
+      <w:r>
+        <w:rPr>
+          <w:rFonts w:hint="eastAsia" w:ascii="Times New Roman" w:hAnsi="Times New Roman" w:eastAsia="FangSong" w:cs="Times New Roman"/>
+        </w:rPr>
+        <w:t>铜</w:t>
+      </w:r>
+      <w:r>
+        <w:rPr>
+          <w:rFonts w:hint="eastAsia" w:ascii="Times New Roman" w:hAnsi="Times New Roman" w:eastAsia="Times New Roman" w:cs="Times New Roman"/>
+        </w:rPr>
+        <w:t>(I)</w:t>
+      </w:r>
+      <w:r>
+        <w:rPr>
+          <w:rFonts w:hint="eastAsia" w:ascii="Times New Roman" w:hAnsi="Times New Roman" w:eastAsia="FangSong" w:cs="Times New Roman"/>
+        </w:rPr>
+        <w:t>酸盐负离子</w:t>
+      </w:r>
+      <w:r>
+        <w:rPr>
+          <w:rFonts w:hint="eastAsia" w:ascii="Times New Roman" w:hAnsi="Times New Roman" w:eastAsia="Times New Roman" w:cs="Times New Roman"/>
+        </w:rPr>
+        <w:t>」</w:t>
+      </w:r>
+      <w:r>
+        <w:rPr>
+          <w:rFonts w:hint="eastAsia" w:ascii="Times New Roman" w:hAnsi="Times New Roman" w:eastAsia="FangSong" w:cs="Times New Roman"/>
+        </w:rPr>
+        <w:t>中间体</w:t>
+      </w:r>
+      <w:r>
+        <w:rPr>
+          <w:rFonts w:hint="eastAsia" w:ascii="Times New Roman" w:hAnsi="Times New Roman" w:eastAsia="Times New Roman" w:cs="Times New Roman"/>
+        </w:rPr>
+        <w:t>；</w:t>
+      </w:r>
+      <w:r>
+        <w:rPr>
+          <w:rFonts w:hint="eastAsia" w:ascii="Times New Roman" w:hAnsi="Times New Roman" w:eastAsia="FangSong" w:cs="Times New Roman"/>
+        </w:rPr>
+        <w:t>最后进行水解</w:t>
+      </w:r>
+      <w:r>
+        <w:rPr>
+          <w:rFonts w:hint="eastAsia" w:ascii="Times New Roman" w:hAnsi="Times New Roman" w:eastAsia="Times New Roman" w:cs="Times New Roman"/>
+        </w:rPr>
+        <w:t>。</w:t>
+      </w:r>
+      <w:r>
+        <w:rPr>
+          <w:rFonts w:hint="eastAsia" w:ascii="Times New Roman" w:hAnsi="Times New Roman" w:eastAsia="FangSong" w:cs="Times New Roman"/>
+        </w:rPr>
+        <w:t>反应过程中</w:t>
+      </w:r>
+      <w:r>
+        <w:rPr>
+          <w:rFonts w:hint="eastAsia" w:ascii="Times New Roman" w:hAnsi="Times New Roman" w:eastAsia="FangSong" w:cs="Times New Roman"/>
+          <w:b/>
+          <w:bCs/>
+        </w:rPr>
+        <w:t xml:space="preserve">双键保持</w:t>
+      </w:r>
+      <w:r>
+        <w:rPr>
+          <w:rFonts w:ascii="Times New Roman" w:hAnsi="Times New Roman" w:eastAsia="Times New Roman" w:cs="Times New Roman"/>
+          <w:b/>
+          <w:bCs/>
+        </w:rPr>
+        <w:t xml:space="preserve"> E </w:t>
+      </w:r>
+      <w:r>
+        <w:rPr>
+          <w:rFonts w:hint="eastAsia" w:ascii="Times New Roman" w:hAnsi="Times New Roman" w:eastAsia="FangSong" w:cs="Times New Roman"/>
+          <w:b/>
+          <w:bCs/>
+        </w:rPr>
+        <w:t xml:space="preserve">构型不变</w:t>
+      </w:r>
+      <w:r>
+        <w:rPr>
+          <w:rFonts w:ascii="Times New Roman" w:hAnsi="Times New Roman" w:eastAsia="Times New Roman" w:cs="Times New Roman"/>
+        </w:rPr>
+        <w:t xml:space="preserve">。</w:t>
+      </w:r>
+    </w:p>
+    <w:p>
+      <w:pPr>
+        <w:pStyle w:val="BodyText"/>
+      </w:pPr>
+      <w:r>
+        <w:rPr>
+          <w:rFonts w:ascii="Times New Roman" w:hAnsi="Times New Roman" w:eastAsia="Times New Roman" w:cs="Times New Roman"/>
+          <w:b/>
+          <w:bCs/>
+        </w:rPr>
+        <w:t xml:space="preserve">10-4-4</w:t>
+      </w:r>
+      <w:r>
+        <w:rPr>
+          <w:rFonts w:hint="eastAsia" w:ascii="Times New Roman" w:hAnsi="Times New Roman" w:eastAsia="Times New Roman" w:cs="Times New Roman"/>
+        </w:rPr>
+        <w:t>：</w:t>
+      </w:r>
+      <w:r>
+        <w:rPr>
+          <w:rFonts w:hint="eastAsia" w:ascii="Times New Roman" w:hAnsi="Times New Roman" w:eastAsia="FangSong" w:cs="Times New Roman"/>
+        </w:rPr>
+        <w:t>起始反应物为钯催化偶联反应的中间体</w:t>
+      </w:r>
+      <w:r>
+        <w:rPr>
+          <w:rFonts w:hint="eastAsia" w:ascii="Times New Roman" w:hAnsi="Times New Roman" w:eastAsia="Times New Roman" w:cs="Times New Roman"/>
+        </w:rPr>
+        <w:t>。</w:t>
+      </w:r>
+      <w:r>
+        <w:rPr>
+          <w:rFonts w:hint="eastAsia" w:ascii="Times New Roman" w:hAnsi="Times New Roman" w:eastAsia="FangSong" w:cs="Times New Roman"/>
+        </w:rPr>
+        <w:t>由于</w:t>
+      </w:r>
+      <w:r>
+        <w:rPr>
+          <w:rFonts w:ascii="Times New Roman" w:hAnsi="Times New Roman" w:eastAsia="Times New Roman" w:cs="Times New Roman"/>
+        </w:rPr>
+        <w:t xml:space="preserve"> Pd </w:t>
+      </w:r>
+      <w:r>
+        <w:rPr>
+          <w:rFonts w:hint="eastAsia" w:ascii="Times New Roman" w:hAnsi="Times New Roman" w:eastAsia="FangSong" w:cs="Times New Roman"/>
+        </w:rPr>
+        <w:t xml:space="preserve">含有</w:t>
+      </w:r>
+      <w:r>
+        <w:rPr>
+          <w:rFonts w:ascii="Times New Roman" w:hAnsi="Times New Roman" w:eastAsia="Times New Roman" w:cs="Times New Roman"/>
+        </w:rPr>
+        <w:t xml:space="preserve"> d </w:t>
+      </w:r>
+      <w:r>
+        <w:rPr>
+          <w:rFonts w:hint="eastAsia" w:ascii="Times New Roman" w:hAnsi="Times New Roman" w:eastAsia="FangSong" w:cs="Times New Roman"/>
+        </w:rPr>
+        <w:t>轨道</w:t>
+      </w:r>
+      <w:r>
+        <w:rPr>
+          <w:rFonts w:hint="eastAsia" w:ascii="Times New Roman" w:hAnsi="Times New Roman" w:eastAsia="Times New Roman" w:cs="Times New Roman"/>
+        </w:rPr>
+        <w:t>，</w:t>
+      </w:r>
+      <w:r>
+        <w:rPr>
+          <w:rFonts w:hint="eastAsia" w:ascii="Times New Roman" w:hAnsi="Times New Roman" w:eastAsia="FangSong" w:cs="Times New Roman"/>
+        </w:rPr>
+        <w:t>虽无孤对电子</w:t>
+      </w:r>
+      <w:r>
+        <w:rPr>
+          <w:rFonts w:hint="eastAsia" w:ascii="Times New Roman" w:hAnsi="Times New Roman" w:eastAsia="Times New Roman" w:cs="Times New Roman"/>
+        </w:rPr>
+        <w:t>，</w:t>
+      </w:r>
+      <w:r>
+        <w:rPr>
+          <w:rFonts w:hint="eastAsia" w:ascii="Times New Roman" w:hAnsi="Times New Roman" w:eastAsia="FangSong" w:cs="Times New Roman"/>
+        </w:rPr>
+        <w:t>也能满足双重重排反应对轨道对称性的要求</w:t>
+      </w:r>
+      <w:r>
+        <w:rPr>
+          <w:rFonts w:hint="eastAsia" w:ascii="Times New Roman" w:hAnsi="Times New Roman" w:eastAsia="Times New Roman" w:cs="Times New Roman"/>
+        </w:rPr>
+        <w:t>。</w:t>
+      </w:r>
+      <w:r>
+        <w:rPr>
+          <w:rFonts w:hint="eastAsia" w:ascii="Times New Roman" w:hAnsi="Times New Roman" w:eastAsia="FangSong" w:cs="Times New Roman"/>
+        </w:rPr>
+        <w:t>与</w:t>
+      </w:r>
+      <w:r>
+        <w:rPr>
+          <w:rFonts w:ascii="Times New Roman" w:hAnsi="Times New Roman" w:eastAsia="Times New Roman" w:cs="Times New Roman"/>
+        </w:rPr>
+        <w:t xml:space="preserve"> C-Pd </w:t>
+      </w:r>
+      <w:r>
+        <w:rPr>
+          <w:rFonts w:hint="eastAsia" w:ascii="Times New Roman" w:hAnsi="Times New Roman" w:eastAsia="FangSong" w:cs="Times New Roman"/>
+        </w:rPr>
+        <w:t xml:space="preserve">键处于</w:t>
+      </w:r>
+      <w:r>
+        <w:rPr>
+          <w:rFonts w:hint="eastAsia" w:ascii="Times New Roman" w:hAnsi="Times New Roman" w:eastAsia="FangSong" w:cs="Times New Roman"/>
+          <w:b/>
+          <w:bCs/>
+        </w:rPr>
+        <w:t xml:space="preserve">反式共平面</w:t>
+      </w:r>
+      <w:r>
+        <w:rPr>
+          <w:rFonts w:hint="eastAsia" w:ascii="Times New Roman" w:hAnsi="Times New Roman" w:eastAsia="FangSong" w:cs="Times New Roman"/>
+        </w:rPr>
+        <w:t>位置的是苯基</w:t>
+      </w:r>
+      <w:r>
+        <w:rPr>
+          <w:rFonts w:hint="eastAsia" w:ascii="Times New Roman" w:hAnsi="Times New Roman" w:eastAsia="Times New Roman" w:cs="Times New Roman"/>
+        </w:rPr>
+        <w:t>，</w:t>
+      </w:r>
+      <w:r>
+        <w:rPr>
+          <w:rFonts w:hint="eastAsia" w:ascii="Times New Roman" w:hAnsi="Times New Roman" w:eastAsia="FangSong" w:cs="Times New Roman"/>
+        </w:rPr>
+        <w:t>故双重重排反应模型为</w:t>
+      </w:r>
+      <w:r>
+        <w:rPr>
+          <w:rFonts w:hint="eastAsia" w:ascii="Times New Roman" w:hAnsi="Times New Roman" w:eastAsia="Times New Roman" w:cs="Times New Roman"/>
+        </w:rPr>
+        <w:t>「Pd-C-C-</w:t>
+      </w:r>
+      <m:oMath>
+        <m:sSub>
+          <m:e>
+            <m:r>
+              <m:rPr>
+                <m:sty m:val="p"/>
+              </m:rPr>
+              <m:t>C</m:t>
+            </m:r>
+          </m:e>
+          <m:sub>
+            <m:r>
+              <m:rPr>
+                <m:sty m:val="p"/>
+              </m:rPr>
+              <m:t>P</m:t>
+            </m:r>
+            <m:r>
+              <m:rPr>
+                <m:sty m:val="p"/>
+              </m:rPr>
+              <m:t>h</m:t>
+            </m:r>
+          </m:sub>
+        </m:sSub>
+      </m:oMath>
+      <w:r>
+        <w:rPr>
+          <w:rFonts w:hint="eastAsia" w:ascii="Times New Roman" w:hAnsi="Times New Roman" w:eastAsia="Times New Roman" w:cs="Times New Roman"/>
+        </w:rPr>
+        <w:t>」，</w:t>
+      </w:r>
+      <w:r>
+        <w:rPr>
+          <w:rFonts w:hint="eastAsia" w:ascii="Times New Roman" w:hAnsi="Times New Roman" w:eastAsia="FangSong" w:cs="Times New Roman"/>
+        </w:rPr>
+        <w:t>重排后得到中间体</w:t>
+      </w:r>
+      <w:r>
+        <w:rPr>
+          <w:rFonts w:hint="eastAsia" w:ascii="Times New Roman" w:hAnsi="Times New Roman" w:eastAsia="Times New Roman" w:cs="Times New Roman"/>
+        </w:rPr>
+        <w:t>。</w:t>
+      </w:r>
+      <w:r>
+        <w:rPr>
+          <w:rFonts w:hint="eastAsia" w:ascii="Times New Roman" w:hAnsi="Times New Roman" w:eastAsia="FangSong" w:cs="Times New Roman"/>
+        </w:rPr>
+        <w:t>随后发生</w:t>
+      </w:r>
+      <w:r>
+        <w:rPr>
+          <w:rFonts w:hint="eastAsia" w:ascii="Times New Roman" w:hAnsi="Times New Roman" w:eastAsia="FangSong" w:cs="Times New Roman"/>
+          <w:b/>
+          <w:bCs/>
+        </w:rPr>
+        <w:t xml:space="preserve">还原消除</w:t>
+      </w:r>
+      <w:r>
+        <w:rPr>
+          <w:rFonts w:hint="eastAsia" w:ascii="Times New Roman" w:hAnsi="Times New Roman" w:eastAsia="FangSong" w:cs="Times New Roman"/>
+        </w:rPr>
+        <w:t>反应</w:t>
+      </w:r>
+      <w:r>
+        <w:rPr>
+          <w:rFonts w:hint="eastAsia" w:ascii="Times New Roman" w:hAnsi="Times New Roman" w:eastAsia="Times New Roman" w:cs="Times New Roman"/>
+        </w:rPr>
+        <w:t>，</w:t>
+      </w:r>
+      <w:r>
+        <w:rPr>
+          <w:rFonts w:hint="eastAsia" w:ascii="Times New Roman" w:hAnsi="Times New Roman" w:eastAsia="FangSong" w:cs="Times New Roman"/>
+        </w:rPr>
+        <w:t>得到最终产物</w:t>
+      </w:r>
+      <w:r>
+        <w:rPr>
+          <w:rFonts w:hint="eastAsia" w:ascii="Times New Roman" w:hAnsi="Times New Roman" w:eastAsia="Times New Roman" w:cs="Times New Roman"/>
+        </w:rPr>
+        <w:t>。</w:t>
+      </w:r>
+      <w:r>
+        <w:rPr>
+          <w:rFonts w:hint="eastAsia" w:ascii="Times New Roman" w:hAnsi="Times New Roman" w:eastAsia="FangSong" w:cs="Times New Roman"/>
+        </w:rPr>
+        <w:t>还原消除反应不影响手性碳原子的绝对构型</w:t>
+      </w:r>
+      <w:r>
+        <w:rPr>
+          <w:rFonts w:hint="eastAsia" w:ascii="Times New Roman" w:hAnsi="Times New Roman" w:eastAsia="Times New Roman" w:cs="Times New Roman"/>
+        </w:rPr>
+        <w:t>。</w:t>
+      </w:r>
+    </w:p>
+    <w:p>
+      <w:pPr>
         <w:spacing w:before="160" w:after="80"/>
       </w:pPr>
       <w:r>
@@ -12256,7 +14094,8 @@
       </w:r>
     </w:p>
     <w:bookmarkEnd w:id="119"/>
-    <w:bookmarkStart w:id="123" w:name="氧化反应选择性第37届初赛"/>
+    <w:bookmarkEnd w:id="120"/>
+    <w:bookmarkStart w:id="124" w:name="氧化反应选择性第37届初赛"/>
     <w:p>
       <w:pPr>
         <w:pStyle w:val="Heading2"/>
@@ -12361,18 +14200,18 @@
           <wp:inline>
             <wp:extent cx="3600000" cy="2082743"/>
             <wp:effectExtent b="0" l="0" r="0" t="0"/>
-            <wp:docPr descr="" title="" id="121" name="Picture"/>
+            <wp:docPr descr="" title="" id="122" name="Picture"/>
             <a:graphic>
               <a:graphicData uri="http://schemas.openxmlformats.org/drawingml/2006/picture">
                 <pic:pic>
                   <pic:nvPicPr>
-                    <pic:cNvPr descr="4034dd8322aa7eb20fe8d9fa718ec2d6d30e533cdab63b2baafb38738c63f2c2.jpg" id="122" name="Picture"/>
+                    <pic:cNvPr descr="4034dd8322aa7eb20fe8d9fa718ec2d6d30e533cdab63b2baafb38738c63f2c2.jpg" id="123" name="Picture"/>
                     <pic:cNvPicPr>
                       <a:picLocks noChangeArrowheads="1" noChangeAspect="1"/>
                     </pic:cNvPicPr>
                   </pic:nvPicPr>
                   <pic:blipFill>
-                    <a:blip r:embed="rId120"/>
+                    <a:blip r:embed="rId121"/>
                     <a:stretch>
                       <a:fillRect/>
                     </a:stretch>
@@ -13124,8 +14963,8 @@
         </w:pict>
       </w:r>
     </w:p>
-    <w:bookmarkEnd w:id="123"/>
     <w:bookmarkEnd w:id="124"/>
+    <w:bookmarkEnd w:id="125"/>
     <w:sectPr>
       <w:footerReference w:type="default" r:id="rId9"/>
       <w:headerReference w:type="default" r:id="rId10"/>
@@ -14357,7 +16196,7 @@
     <ns0:name ns0:val="Verbatim Char"/>
     <ns0:basedOn ns0:val="BodyTextChar"/>
     <ns0:rPr>
-      <ns0:rFonts ns0:ascii="Times New Roman" ns0:cs="Times New Roman" ns0:eastAsia="FangSong" ns0:hAnsi="Times New Roman"/>
+      <ns0:rFonts ns0:ascii="SimSun" ns0:cs="SimSun" ns0:eastAsia="SimSun" ns0:hAnsi="SimSun"/>
       <ns0:b ns0:val="0"/>
       <ns0:sz ns0:val="20"/>
     </ns0:rPr>
@@ -14411,7 +16250,7 @@
       <w:wordWrap w:val="off"/>
     </w:pPr>
     <ns0:rPr>
-      <w:rFonts ns0:ascii="Times New Roman" ns0:hAnsi="Times New Roman" ns0:eastAsia="FangSong" ns0:cs="Times New Roman"/>
+      <w:rFonts ns0:ascii="SimSun" ns0:hAnsi="SimSun" ns0:eastAsia="SimSun" ns0:cs="SimSun"/>
     </ns0:rPr>
   </w:style>
   <w:style w:type="character" w:customStyle="1" w:styleId="KeywordTok">
